--- a/apps/bullyproof/docs/handover/variation-deliverables-verification.docx
+++ b/apps/bullyproof/docs/handover/variation-deliverables-verification.docx
@@ -5,104 +5,178 @@
     <w:p>
       <w:pPr>
         <w:pStyle w:val="Heading1"/>
+        <w:spacing w:after="80"/>
+        <w:pBdr>
+          <w:bottom w:val="single" w:sz="10" w:space="8" w:color="008490"/>
+        </w:pBdr>
       </w:pPr>
       <w:r>
         <w:rPr>
+          <w:rFonts w:ascii="Calibri" w:hAnsi="Calibri"/>
+          <w:b/>
           <w:color w:val="1F2937"/>
+          <w:sz w:val="50"/>
         </w:rPr>
         <w:t>Variation Agreement deliverables: verification register</w:t>
       </w:r>
     </w:p>
     <w:p>
       <w:pPr>
-        <w:pStyle w:val="IntenseQuote"/>
+        <w:spacing w:before="80" w:after="200"/>
+        <w:ind w:left="280"/>
+        <w:pBdr>
+          <w:left w:val="single" w:sz="12" w:space="8" w:color="008490"/>
+        </w:pBdr>
       </w:pPr>
       <w:r>
+        <w:rPr>
+          <w:i/>
+          <w:color w:val="6B7280"/>
+          <w:sz w:val="21"/>
+        </w:rPr>
         <w:t>Every deliverable the Formal Variation Agreement and its Statement of Work</w:t>
       </w:r>
     </w:p>
     <w:p>
       <w:pPr>
-        <w:pStyle w:val="IntenseQuote"/>
+        <w:spacing w:before="80" w:after="200"/>
+        <w:ind w:left="280"/>
+        <w:pBdr>
+          <w:left w:val="single" w:sz="12" w:space="8" w:color="008490"/>
+        </w:pBdr>
       </w:pPr>
       <w:r>
+        <w:rPr>
+          <w:i/>
+          <w:color w:val="6B7280"/>
+          <w:sz w:val="21"/>
+        </w:rPr>
         <w:t>(Schedule 1) oblige, with the concrete way to check each one and the result</w:t>
       </w:r>
     </w:p>
     <w:p>
       <w:pPr>
-        <w:pStyle w:val="IntenseQuote"/>
+        <w:spacing w:before="80" w:after="200"/>
+        <w:ind w:left="280"/>
+        <w:pBdr>
+          <w:left w:val="single" w:sz="12" w:space="8" w:color="008490"/>
+        </w:pBdr>
       </w:pPr>
       <w:r>
+        <w:rPr>
+          <w:i/>
+          <w:color w:val="6B7280"/>
+          <w:sz w:val="21"/>
+        </w:rPr>
         <w:t>of the full re-test executed on 7 July 2026 against branch</w:t>
       </w:r>
     </w:p>
     <w:p>
       <w:pPr>
-        <w:pStyle w:val="IntenseQuote"/>
+        <w:spacing w:before="80" w:after="200"/>
+        <w:ind w:left="280"/>
+        <w:pBdr>
+          <w:left w:val="single" w:sz="12" w:space="8" w:color="008490"/>
+        </w:pBdr>
       </w:pPr>
       <w:r>
         <w:rPr>
           <w:rFonts w:ascii="Consolas" w:hAnsi="Consolas"/>
-          <w:color w:val="3E454E"/>
-          <w:sz w:val="19"/>
+          <w:i/>
+          <w:color w:val="6B7280"/>
+          <w:sz w:val="21"/>
         </w:rPr>
         <w:t>fixes/phase1-completion</w:t>
       </w:r>
       <w:r>
+        <w:rPr>
+          <w:i/>
+          <w:color w:val="6B7280"/>
+          <w:sz w:val="21"/>
+        </w:rPr>
         <w:t xml:space="preserve"> (commit </w:t>
       </w:r>
       <w:r>
         <w:rPr>
           <w:rFonts w:ascii="Consolas" w:hAnsi="Consolas"/>
-          <w:color w:val="3E454E"/>
-          <w:sz w:val="19"/>
+          <w:i/>
+          <w:color w:val="6B7280"/>
+          <w:sz w:val="21"/>
         </w:rPr>
         <w:t>7c7bf90</w:t>
       </w:r>
       <w:r>
+        <w:rPr>
+          <w:i/>
+          <w:color w:val="6B7280"/>
+          <w:sz w:val="21"/>
+        </w:rPr>
         <w:t>). Companion documents:</w:t>
       </w:r>
     </w:p>
     <w:p>
       <w:pPr>
-        <w:pStyle w:val="IntenseQuote"/>
+        <w:spacing w:before="80" w:after="200"/>
+        <w:ind w:left="280"/>
+        <w:pBdr>
+          <w:left w:val="single" w:sz="12" w:space="8" w:color="008490"/>
+        </w:pBdr>
       </w:pPr>
       <w:r>
         <w:rPr>
           <w:rFonts w:ascii="Consolas" w:hAnsi="Consolas"/>
-          <w:color w:val="3E454E"/>
-          <w:sz w:val="19"/>
+          <w:i/>
+          <w:color w:val="6B7280"/>
+          <w:sz w:val="21"/>
         </w:rPr>
         <w:t>phase1-completion-evidence.md</w:t>
       </w:r>
       <w:r>
+        <w:rPr>
+          <w:i/>
+          <w:color w:val="6B7280"/>
+          <w:sz w:val="21"/>
+        </w:rPr>
         <w:t xml:space="preserve"> (item-by-commit register) and</w:t>
       </w:r>
     </w:p>
     <w:p>
       <w:pPr>
-        <w:pStyle w:val="IntenseQuote"/>
+        <w:spacing w:before="80" w:after="200"/>
+        <w:ind w:left="280"/>
+        <w:pBdr>
+          <w:left w:val="single" w:sz="12" w:space="8" w:color="008490"/>
+        </w:pBdr>
       </w:pPr>
       <w:r>
         <w:rPr>
           <w:rFonts w:ascii="Consolas" w:hAnsi="Consolas"/>
-          <w:color w:val="3E454E"/>
-          <w:sz w:val="19"/>
+          <w:i/>
+          <w:color w:val="6B7280"/>
+          <w:sz w:val="21"/>
         </w:rPr>
         <w:t>phase1-uat-checklist.md</w:t>
       </w:r>
       <w:r>
+        <w:rPr>
+          <w:i/>
+          <w:color w:val="6B7280"/>
+          <w:sz w:val="21"/>
+        </w:rPr>
         <w:t xml:space="preserve"> (step-by-step checks for UAT).</w:t>
       </w:r>
     </w:p>
     <w:p>
       <w:pPr>
         <w:pStyle w:val="Heading2"/>
+        <w:spacing w:before="320" w:after="120"/>
       </w:pPr>
       <w:r>
         <w:rPr>
-          <w:color w:val="1F2937"/>
+          <w:rFonts w:ascii="Calibri" w:hAnsi="Calibri"/>
+          <w:b/>
+          <w:color w:val="008490"/>
+          <w:sz w:val="31"/>
         </w:rPr>
         <w:t>How to read this</w:t>
       </w:r>
@@ -156,10 +230,15 @@
     <w:p>
       <w:pPr>
         <w:pStyle w:val="Heading2"/>
+        <w:pageBreakBefore/>
+        <w:spacing w:before="320" w:after="120"/>
       </w:pPr>
       <w:r>
         <w:rPr>
-          <w:color w:val="1F2937"/>
+          <w:rFonts w:ascii="Calibri" w:hAnsi="Calibri"/>
+          <w:b/>
+          <w:color w:val="008490"/>
+          <w:sz w:val="31"/>
         </w:rPr>
         <w:t>1. Authentication and onboarding (SOW 5.1.1 / 8.1.1 / 7.1.3)</w:t>
       </w:r>
@@ -172,25 +251,28 @@
         <w:tblLook w:firstColumn="1" w:firstRow="1" w:lastColumn="0" w:lastRow="0" w:noHBand="0" w:noVBand="1" w:val="04A0"/>
       </w:tblPr>
       <w:tblGrid>
-        <w:gridCol w:w="2880"/>
-        <w:gridCol w:w="2880"/>
-        <w:gridCol w:w="2880"/>
+        <w:gridCol w:w="3173"/>
+        <w:gridCol w:w="3173"/>
+        <w:gridCol w:w="3173"/>
       </w:tblGrid>
       <w:tr>
         <w:tc>
           <w:tcPr>
-            <w:tcW w:type="dxa" w:w="2880"/>
+            <w:tcW w:type="dxa" w:w="3173"/>
+            <w:shd w:val="clear" w:fill="008490"/>
           </w:tcPr>
           <w:p>
             <w:r>
               <w:rPr>
                 <w:b/>
+                <w:color w:val="FFFFFF"/>
                 <w:sz w:val="19"/>
               </w:rPr>
             </w:r>
             <w:r>
               <w:rPr>
                 <w:b/>
+                <w:color w:val="FFFFFF"/>
                 <w:sz w:val="19"/>
               </w:rPr>
               <w:t>Deliverable</w:t>
@@ -199,18 +281,21 @@
         </w:tc>
         <w:tc>
           <w:tcPr>
-            <w:tcW w:type="dxa" w:w="2880"/>
+            <w:tcW w:type="dxa" w:w="3173"/>
+            <w:shd w:val="clear" w:fill="008490"/>
           </w:tcPr>
           <w:p>
             <w:r>
               <w:rPr>
                 <w:b/>
+                <w:color w:val="FFFFFF"/>
                 <w:sz w:val="19"/>
               </w:rPr>
             </w:r>
             <w:r>
               <w:rPr>
                 <w:b/>
+                <w:color w:val="FFFFFF"/>
                 <w:sz w:val="19"/>
               </w:rPr>
               <w:t>How to check</w:t>
@@ -219,18 +304,21 @@
         </w:tc>
         <w:tc>
           <w:tcPr>
-            <w:tcW w:type="dxa" w:w="2880"/>
+            <w:tcW w:type="dxa" w:w="3173"/>
+            <w:shd w:val="clear" w:fill="008490"/>
           </w:tcPr>
           <w:p>
             <w:r>
               <w:rPr>
                 <w:b/>
+                <w:color w:val="FFFFFF"/>
                 <w:sz w:val="19"/>
               </w:rPr>
             </w:r>
             <w:r>
               <w:rPr>
                 <w:b/>
+                <w:color w:val="FFFFFF"/>
                 <w:sz w:val="19"/>
               </w:rPr>
               <w:t>Re-test result</w:t>
@@ -241,7 +329,7 @@
       <w:tr>
         <w:tc>
           <w:tcPr>
-            <w:tcW w:type="dxa" w:w="2880"/>
+            <w:tcW w:type="dxa" w:w="3173"/>
           </w:tcPr>
           <w:p>
             <w:r>
@@ -259,7 +347,7 @@
         </w:tc>
         <w:tc>
           <w:tcPr>
-            <w:tcW w:type="dxa" w:w="2880"/>
+            <w:tcW w:type="dxa" w:w="3173"/>
           </w:tcPr>
           <w:p>
             <w:r>
@@ -277,7 +365,7 @@
         </w:tc>
         <w:tc>
           <w:tcPr>
-            <w:tcW w:type="dxa" w:w="2880"/>
+            <w:tcW w:type="dxa" w:w="3173"/>
           </w:tcPr>
           <w:p>
             <w:r>
@@ -297,7 +385,8 @@
       <w:tr>
         <w:tc>
           <w:tcPr>
-            <w:tcW w:type="dxa" w:w="2880"/>
+            <w:tcW w:type="dxa" w:w="3173"/>
+            <w:shd w:val="clear" w:fill="F2F7F7"/>
           </w:tcPr>
           <w:p>
             <w:r>
@@ -315,7 +404,8 @@
         </w:tc>
         <w:tc>
           <w:tcPr>
-            <w:tcW w:type="dxa" w:w="2880"/>
+            <w:tcW w:type="dxa" w:w="3173"/>
+            <w:shd w:val="clear" w:fill="F2F7F7"/>
           </w:tcPr>
           <w:p>
             <w:r>
@@ -333,7 +423,8 @@
         </w:tc>
         <w:tc>
           <w:tcPr>
-            <w:tcW w:type="dxa" w:w="2880"/>
+            <w:tcW w:type="dxa" w:w="3173"/>
+            <w:shd w:val="clear" w:fill="F2F7F7"/>
           </w:tcPr>
           <w:p>
             <w:r>
@@ -367,7 +458,7 @@
       <w:tr>
         <w:tc>
           <w:tcPr>
-            <w:tcW w:type="dxa" w:w="2880"/>
+            <w:tcW w:type="dxa" w:w="3173"/>
           </w:tcPr>
           <w:p>
             <w:r>
@@ -385,7 +476,7 @@
         </w:tc>
         <w:tc>
           <w:tcPr>
-            <w:tcW w:type="dxa" w:w="2880"/>
+            <w:tcW w:type="dxa" w:w="3173"/>
           </w:tcPr>
           <w:p>
             <w:r>
@@ -403,7 +494,7 @@
         </w:tc>
         <w:tc>
           <w:tcPr>
-            <w:tcW w:type="dxa" w:w="2880"/>
+            <w:tcW w:type="dxa" w:w="3173"/>
           </w:tcPr>
           <w:p>
             <w:r>
@@ -423,7 +514,8 @@
       <w:tr>
         <w:tc>
           <w:tcPr>
-            <w:tcW w:type="dxa" w:w="2880"/>
+            <w:tcW w:type="dxa" w:w="3173"/>
+            <w:shd w:val="clear" w:fill="F2F7F7"/>
           </w:tcPr>
           <w:p>
             <w:r>
@@ -441,7 +533,8 @@
         </w:tc>
         <w:tc>
           <w:tcPr>
-            <w:tcW w:type="dxa" w:w="2880"/>
+            <w:tcW w:type="dxa" w:w="3173"/>
+            <w:shd w:val="clear" w:fill="F2F7F7"/>
           </w:tcPr>
           <w:p>
             <w:r>
@@ -459,7 +552,8 @@
         </w:tc>
         <w:tc>
           <w:tcPr>
-            <w:tcW w:type="dxa" w:w="2880"/>
+            <w:tcW w:type="dxa" w:w="3173"/>
+            <w:shd w:val="clear" w:fill="F2F7F7"/>
           </w:tcPr>
           <w:p>
             <w:r>
@@ -481,10 +575,15 @@
     <w:p>
       <w:pPr>
         <w:pStyle w:val="Heading2"/>
+        <w:pageBreakBefore/>
+        <w:spacing w:before="320" w:after="120"/>
       </w:pPr>
       <w:r>
         <w:rPr>
-          <w:color w:val="1F2937"/>
+          <w:rFonts w:ascii="Calibri" w:hAnsi="Calibri"/>
+          <w:b/>
+          <w:color w:val="008490"/>
+          <w:sz w:val="31"/>
         </w:rPr>
         <w:t>2. Learning management system (SOW 5.1.2 / 8.1.2)</w:t>
       </w:r>
@@ -497,25 +596,28 @@
         <w:tblLook w:firstColumn="1" w:firstRow="1" w:lastColumn="0" w:lastRow="0" w:noHBand="0" w:noVBand="1" w:val="04A0"/>
       </w:tblPr>
       <w:tblGrid>
-        <w:gridCol w:w="2880"/>
-        <w:gridCol w:w="2880"/>
-        <w:gridCol w:w="2880"/>
+        <w:gridCol w:w="3173"/>
+        <w:gridCol w:w="3173"/>
+        <w:gridCol w:w="3173"/>
       </w:tblGrid>
       <w:tr>
         <w:tc>
           <w:tcPr>
-            <w:tcW w:type="dxa" w:w="2880"/>
+            <w:tcW w:type="dxa" w:w="3173"/>
+            <w:shd w:val="clear" w:fill="008490"/>
           </w:tcPr>
           <w:p>
             <w:r>
               <w:rPr>
                 <w:b/>
+                <w:color w:val="FFFFFF"/>
                 <w:sz w:val="19"/>
               </w:rPr>
             </w:r>
             <w:r>
               <w:rPr>
                 <w:b/>
+                <w:color w:val="FFFFFF"/>
                 <w:sz w:val="19"/>
               </w:rPr>
               <w:t>Deliverable</w:t>
@@ -524,18 +626,21 @@
         </w:tc>
         <w:tc>
           <w:tcPr>
-            <w:tcW w:type="dxa" w:w="2880"/>
+            <w:tcW w:type="dxa" w:w="3173"/>
+            <w:shd w:val="clear" w:fill="008490"/>
           </w:tcPr>
           <w:p>
             <w:r>
               <w:rPr>
                 <w:b/>
+                <w:color w:val="FFFFFF"/>
                 <w:sz w:val="19"/>
               </w:rPr>
             </w:r>
             <w:r>
               <w:rPr>
                 <w:b/>
+                <w:color w:val="FFFFFF"/>
                 <w:sz w:val="19"/>
               </w:rPr>
               <w:t>How to check</w:t>
@@ -544,18 +649,21 @@
         </w:tc>
         <w:tc>
           <w:tcPr>
-            <w:tcW w:type="dxa" w:w="2880"/>
+            <w:tcW w:type="dxa" w:w="3173"/>
+            <w:shd w:val="clear" w:fill="008490"/>
           </w:tcPr>
           <w:p>
             <w:r>
               <w:rPr>
                 <w:b/>
+                <w:color w:val="FFFFFF"/>
                 <w:sz w:val="19"/>
               </w:rPr>
             </w:r>
             <w:r>
               <w:rPr>
                 <w:b/>
+                <w:color w:val="FFFFFF"/>
                 <w:sz w:val="19"/>
               </w:rPr>
               <w:t>Re-test result</w:t>
@@ -566,7 +674,7 @@
       <w:tr>
         <w:tc>
           <w:tcPr>
-            <w:tcW w:type="dxa" w:w="2880"/>
+            <w:tcW w:type="dxa" w:w="3173"/>
           </w:tcPr>
           <w:p>
             <w:r>
@@ -584,7 +692,7 @@
         </w:tc>
         <w:tc>
           <w:tcPr>
-            <w:tcW w:type="dxa" w:w="2880"/>
+            <w:tcW w:type="dxa" w:w="3173"/>
           </w:tcPr>
           <w:p>
             <w:r>
@@ -602,7 +710,7 @@
         </w:tc>
         <w:tc>
           <w:tcPr>
-            <w:tcW w:type="dxa" w:w="2880"/>
+            <w:tcW w:type="dxa" w:w="3173"/>
           </w:tcPr>
           <w:p>
             <w:r>
@@ -622,7 +730,8 @@
       <w:tr>
         <w:tc>
           <w:tcPr>
-            <w:tcW w:type="dxa" w:w="2880"/>
+            <w:tcW w:type="dxa" w:w="3173"/>
+            <w:shd w:val="clear" w:fill="F2F7F7"/>
           </w:tcPr>
           <w:p>
             <w:r>
@@ -640,7 +749,8 @@
         </w:tc>
         <w:tc>
           <w:tcPr>
-            <w:tcW w:type="dxa" w:w="2880"/>
+            <w:tcW w:type="dxa" w:w="3173"/>
+            <w:shd w:val="clear" w:fill="F2F7F7"/>
           </w:tcPr>
           <w:p>
             <w:r>
@@ -658,7 +768,8 @@
         </w:tc>
         <w:tc>
           <w:tcPr>
-            <w:tcW w:type="dxa" w:w="2880"/>
+            <w:tcW w:type="dxa" w:w="3173"/>
+            <w:shd w:val="clear" w:fill="F2F7F7"/>
           </w:tcPr>
           <w:p>
             <w:r>
@@ -678,7 +789,7 @@
       <w:tr>
         <w:tc>
           <w:tcPr>
-            <w:tcW w:type="dxa" w:w="2880"/>
+            <w:tcW w:type="dxa" w:w="3173"/>
           </w:tcPr>
           <w:p>
             <w:r>
@@ -696,7 +807,7 @@
         </w:tc>
         <w:tc>
           <w:tcPr>
-            <w:tcW w:type="dxa" w:w="2880"/>
+            <w:tcW w:type="dxa" w:w="3173"/>
           </w:tcPr>
           <w:p>
             <w:r>
@@ -714,7 +825,7 @@
         </w:tc>
         <w:tc>
           <w:tcPr>
-            <w:tcW w:type="dxa" w:w="2880"/>
+            <w:tcW w:type="dxa" w:w="3173"/>
           </w:tcPr>
           <w:p>
             <w:r>
@@ -734,7 +845,8 @@
       <w:tr>
         <w:tc>
           <w:tcPr>
-            <w:tcW w:type="dxa" w:w="2880"/>
+            <w:tcW w:type="dxa" w:w="3173"/>
+            <w:shd w:val="clear" w:fill="F2F7F7"/>
           </w:tcPr>
           <w:p>
             <w:r>
@@ -752,7 +864,8 @@
         </w:tc>
         <w:tc>
           <w:tcPr>
-            <w:tcW w:type="dxa" w:w="2880"/>
+            <w:tcW w:type="dxa" w:w="3173"/>
+            <w:shd w:val="clear" w:fill="F2F7F7"/>
           </w:tcPr>
           <w:p>
             <w:r>
@@ -770,7 +883,8 @@
         </w:tc>
         <w:tc>
           <w:tcPr>
-            <w:tcW w:type="dxa" w:w="2880"/>
+            <w:tcW w:type="dxa" w:w="3173"/>
+            <w:shd w:val="clear" w:fill="F2F7F7"/>
           </w:tcPr>
           <w:p>
             <w:r>
@@ -792,10 +906,15 @@
     <w:p>
       <w:pPr>
         <w:pStyle w:val="Heading2"/>
+        <w:pageBreakBefore/>
+        <w:spacing w:before="320" w:after="120"/>
       </w:pPr>
       <w:r>
         <w:rPr>
-          <w:color w:val="1F2937"/>
+          <w:rFonts w:ascii="Calibri" w:hAnsi="Calibri"/>
+          <w:b/>
+          <w:color w:val="008490"/>
+          <w:sz w:val="31"/>
         </w:rPr>
         <w:t>3. Classroom delivery (SOW 5.1.3 / 8.1.3 / 15.1.3)</w:t>
       </w:r>
@@ -808,25 +927,28 @@
         <w:tblLook w:firstColumn="1" w:firstRow="1" w:lastColumn="0" w:lastRow="0" w:noHBand="0" w:noVBand="1" w:val="04A0"/>
       </w:tblPr>
       <w:tblGrid>
-        <w:gridCol w:w="2880"/>
-        <w:gridCol w:w="2880"/>
-        <w:gridCol w:w="2880"/>
+        <w:gridCol w:w="3173"/>
+        <w:gridCol w:w="3173"/>
+        <w:gridCol w:w="3173"/>
       </w:tblGrid>
       <w:tr>
         <w:tc>
           <w:tcPr>
-            <w:tcW w:type="dxa" w:w="2880"/>
+            <w:tcW w:type="dxa" w:w="3173"/>
+            <w:shd w:val="clear" w:fill="008490"/>
           </w:tcPr>
           <w:p>
             <w:r>
               <w:rPr>
                 <w:b/>
+                <w:color w:val="FFFFFF"/>
                 <w:sz w:val="19"/>
               </w:rPr>
             </w:r>
             <w:r>
               <w:rPr>
                 <w:b/>
+                <w:color w:val="FFFFFF"/>
                 <w:sz w:val="19"/>
               </w:rPr>
               <w:t>Deliverable</w:t>
@@ -835,18 +957,21 @@
         </w:tc>
         <w:tc>
           <w:tcPr>
-            <w:tcW w:type="dxa" w:w="2880"/>
+            <w:tcW w:type="dxa" w:w="3173"/>
+            <w:shd w:val="clear" w:fill="008490"/>
           </w:tcPr>
           <w:p>
             <w:r>
               <w:rPr>
                 <w:b/>
+                <w:color w:val="FFFFFF"/>
                 <w:sz w:val="19"/>
               </w:rPr>
             </w:r>
             <w:r>
               <w:rPr>
                 <w:b/>
+                <w:color w:val="FFFFFF"/>
                 <w:sz w:val="19"/>
               </w:rPr>
               <w:t>How to check</w:t>
@@ -855,18 +980,21 @@
         </w:tc>
         <w:tc>
           <w:tcPr>
-            <w:tcW w:type="dxa" w:w="2880"/>
+            <w:tcW w:type="dxa" w:w="3173"/>
+            <w:shd w:val="clear" w:fill="008490"/>
           </w:tcPr>
           <w:p>
             <w:r>
               <w:rPr>
                 <w:b/>
+                <w:color w:val="FFFFFF"/>
                 <w:sz w:val="19"/>
               </w:rPr>
             </w:r>
             <w:r>
               <w:rPr>
                 <w:b/>
+                <w:color w:val="FFFFFF"/>
                 <w:sz w:val="19"/>
               </w:rPr>
               <w:t>Re-test result</w:t>
@@ -877,7 +1005,7 @@
       <w:tr>
         <w:tc>
           <w:tcPr>
-            <w:tcW w:type="dxa" w:w="2880"/>
+            <w:tcW w:type="dxa" w:w="3173"/>
           </w:tcPr>
           <w:p>
             <w:r>
@@ -895,7 +1023,7 @@
         </w:tc>
         <w:tc>
           <w:tcPr>
-            <w:tcW w:type="dxa" w:w="2880"/>
+            <w:tcW w:type="dxa" w:w="3173"/>
           </w:tcPr>
           <w:p>
             <w:r>
@@ -913,7 +1041,7 @@
         </w:tc>
         <w:tc>
           <w:tcPr>
-            <w:tcW w:type="dxa" w:w="2880"/>
+            <w:tcW w:type="dxa" w:w="3173"/>
           </w:tcPr>
           <w:p>
             <w:r>
@@ -933,7 +1061,8 @@
       <w:tr>
         <w:tc>
           <w:tcPr>
-            <w:tcW w:type="dxa" w:w="2880"/>
+            <w:tcW w:type="dxa" w:w="3173"/>
+            <w:shd w:val="clear" w:fill="F2F7F7"/>
           </w:tcPr>
           <w:p>
             <w:r>
@@ -951,7 +1080,8 @@
         </w:tc>
         <w:tc>
           <w:tcPr>
-            <w:tcW w:type="dxa" w:w="2880"/>
+            <w:tcW w:type="dxa" w:w="3173"/>
+            <w:shd w:val="clear" w:fill="F2F7F7"/>
           </w:tcPr>
           <w:p>
             <w:r>
@@ -969,7 +1099,8 @@
         </w:tc>
         <w:tc>
           <w:tcPr>
-            <w:tcW w:type="dxa" w:w="2880"/>
+            <w:tcW w:type="dxa" w:w="3173"/>
+            <w:shd w:val="clear" w:fill="F2F7F7"/>
           </w:tcPr>
           <w:p>
             <w:r>
@@ -989,7 +1120,7 @@
       <w:tr>
         <w:tc>
           <w:tcPr>
-            <w:tcW w:type="dxa" w:w="2880"/>
+            <w:tcW w:type="dxa" w:w="3173"/>
           </w:tcPr>
           <w:p>
             <w:r>
@@ -1007,7 +1138,7 @@
         </w:tc>
         <w:tc>
           <w:tcPr>
-            <w:tcW w:type="dxa" w:w="2880"/>
+            <w:tcW w:type="dxa" w:w="3173"/>
           </w:tcPr>
           <w:p>
             <w:r>
@@ -1025,7 +1156,7 @@
         </w:tc>
         <w:tc>
           <w:tcPr>
-            <w:tcW w:type="dxa" w:w="2880"/>
+            <w:tcW w:type="dxa" w:w="3173"/>
           </w:tcPr>
           <w:p>
             <w:r>
@@ -1045,7 +1176,8 @@
       <w:tr>
         <w:tc>
           <w:tcPr>
-            <w:tcW w:type="dxa" w:w="2880"/>
+            <w:tcW w:type="dxa" w:w="3173"/>
+            <w:shd w:val="clear" w:fill="F2F7F7"/>
           </w:tcPr>
           <w:p>
             <w:r>
@@ -1063,7 +1195,8 @@
         </w:tc>
         <w:tc>
           <w:tcPr>
-            <w:tcW w:type="dxa" w:w="2880"/>
+            <w:tcW w:type="dxa" w:w="3173"/>
+            <w:shd w:val="clear" w:fill="F2F7F7"/>
           </w:tcPr>
           <w:p>
             <w:r>
@@ -1081,7 +1214,8 @@
         </w:tc>
         <w:tc>
           <w:tcPr>
-            <w:tcW w:type="dxa" w:w="2880"/>
+            <w:tcW w:type="dxa" w:w="3173"/>
+            <w:shd w:val="clear" w:fill="F2F7F7"/>
           </w:tcPr>
           <w:p>
             <w:r>
@@ -1101,7 +1235,7 @@
       <w:tr>
         <w:tc>
           <w:tcPr>
-            <w:tcW w:type="dxa" w:w="2880"/>
+            <w:tcW w:type="dxa" w:w="3173"/>
           </w:tcPr>
           <w:p>
             <w:r>
@@ -1119,7 +1253,7 @@
         </w:tc>
         <w:tc>
           <w:tcPr>
-            <w:tcW w:type="dxa" w:w="2880"/>
+            <w:tcW w:type="dxa" w:w="3173"/>
           </w:tcPr>
           <w:p>
             <w:r>
@@ -1137,7 +1271,7 @@
         </w:tc>
         <w:tc>
           <w:tcPr>
-            <w:tcW w:type="dxa" w:w="2880"/>
+            <w:tcW w:type="dxa" w:w="3173"/>
           </w:tcPr>
           <w:p>
             <w:r>
@@ -1159,10 +1293,15 @@
     <w:p>
       <w:pPr>
         <w:pStyle w:val="Heading2"/>
+        <w:pageBreakBefore/>
+        <w:spacing w:before="320" w:after="120"/>
       </w:pPr>
       <w:r>
         <w:rPr>
-          <w:color w:val="1F2937"/>
+          <w:rFonts w:ascii="Calibri" w:hAnsi="Calibri"/>
+          <w:b/>
+          <w:color w:val="008490"/>
+          <w:sz w:val="31"/>
         </w:rPr>
         <w:t>4. Admin panels (SOW 5.1.4 / 8.1.4)</w:t>
       </w:r>
@@ -1175,25 +1314,28 @@
         <w:tblLook w:firstColumn="1" w:firstRow="1" w:lastColumn="0" w:lastRow="0" w:noHBand="0" w:noVBand="1" w:val="04A0"/>
       </w:tblPr>
       <w:tblGrid>
-        <w:gridCol w:w="2880"/>
-        <w:gridCol w:w="2880"/>
-        <w:gridCol w:w="2880"/>
+        <w:gridCol w:w="3173"/>
+        <w:gridCol w:w="3173"/>
+        <w:gridCol w:w="3173"/>
       </w:tblGrid>
       <w:tr>
         <w:tc>
           <w:tcPr>
-            <w:tcW w:type="dxa" w:w="2880"/>
+            <w:tcW w:type="dxa" w:w="3173"/>
+            <w:shd w:val="clear" w:fill="008490"/>
           </w:tcPr>
           <w:p>
             <w:r>
               <w:rPr>
                 <w:b/>
+                <w:color w:val="FFFFFF"/>
                 <w:sz w:val="19"/>
               </w:rPr>
             </w:r>
             <w:r>
               <w:rPr>
                 <w:b/>
+                <w:color w:val="FFFFFF"/>
                 <w:sz w:val="19"/>
               </w:rPr>
               <w:t>Deliverable</w:t>
@@ -1202,18 +1344,21 @@
         </w:tc>
         <w:tc>
           <w:tcPr>
-            <w:tcW w:type="dxa" w:w="2880"/>
+            <w:tcW w:type="dxa" w:w="3173"/>
+            <w:shd w:val="clear" w:fill="008490"/>
           </w:tcPr>
           <w:p>
             <w:r>
               <w:rPr>
                 <w:b/>
+                <w:color w:val="FFFFFF"/>
                 <w:sz w:val="19"/>
               </w:rPr>
             </w:r>
             <w:r>
               <w:rPr>
                 <w:b/>
+                <w:color w:val="FFFFFF"/>
                 <w:sz w:val="19"/>
               </w:rPr>
               <w:t>How to check</w:t>
@@ -1222,18 +1367,21 @@
         </w:tc>
         <w:tc>
           <w:tcPr>
-            <w:tcW w:type="dxa" w:w="2880"/>
+            <w:tcW w:type="dxa" w:w="3173"/>
+            <w:shd w:val="clear" w:fill="008490"/>
           </w:tcPr>
           <w:p>
             <w:r>
               <w:rPr>
                 <w:b/>
+                <w:color w:val="FFFFFF"/>
                 <w:sz w:val="19"/>
               </w:rPr>
             </w:r>
             <w:r>
               <w:rPr>
                 <w:b/>
+                <w:color w:val="FFFFFF"/>
                 <w:sz w:val="19"/>
               </w:rPr>
               <w:t>Re-test result</w:t>
@@ -1244,7 +1392,7 @@
       <w:tr>
         <w:tc>
           <w:tcPr>
-            <w:tcW w:type="dxa" w:w="2880"/>
+            <w:tcW w:type="dxa" w:w="3173"/>
           </w:tcPr>
           <w:p>
             <w:r>
@@ -1262,7 +1410,7 @@
         </w:tc>
         <w:tc>
           <w:tcPr>
-            <w:tcW w:type="dxa" w:w="2880"/>
+            <w:tcW w:type="dxa" w:w="3173"/>
           </w:tcPr>
           <w:p>
             <w:r>
@@ -1280,7 +1428,7 @@
         </w:tc>
         <w:tc>
           <w:tcPr>
-            <w:tcW w:type="dxa" w:w="2880"/>
+            <w:tcW w:type="dxa" w:w="3173"/>
           </w:tcPr>
           <w:p>
             <w:r>
@@ -1300,7 +1448,8 @@
       <w:tr>
         <w:tc>
           <w:tcPr>
-            <w:tcW w:type="dxa" w:w="2880"/>
+            <w:tcW w:type="dxa" w:w="3173"/>
+            <w:shd w:val="clear" w:fill="F2F7F7"/>
           </w:tcPr>
           <w:p>
             <w:r>
@@ -1318,7 +1467,8 @@
         </w:tc>
         <w:tc>
           <w:tcPr>
-            <w:tcW w:type="dxa" w:w="2880"/>
+            <w:tcW w:type="dxa" w:w="3173"/>
+            <w:shd w:val="clear" w:fill="F2F7F7"/>
           </w:tcPr>
           <w:p>
             <w:r>
@@ -1336,7 +1486,8 @@
         </w:tc>
         <w:tc>
           <w:tcPr>
-            <w:tcW w:type="dxa" w:w="2880"/>
+            <w:tcW w:type="dxa" w:w="3173"/>
+            <w:shd w:val="clear" w:fill="F2F7F7"/>
           </w:tcPr>
           <w:p>
             <w:r>
@@ -1356,7 +1507,7 @@
       <w:tr>
         <w:tc>
           <w:tcPr>
-            <w:tcW w:type="dxa" w:w="2880"/>
+            <w:tcW w:type="dxa" w:w="3173"/>
           </w:tcPr>
           <w:p>
             <w:r>
@@ -1374,7 +1525,7 @@
         </w:tc>
         <w:tc>
           <w:tcPr>
-            <w:tcW w:type="dxa" w:w="2880"/>
+            <w:tcW w:type="dxa" w:w="3173"/>
           </w:tcPr>
           <w:p>
             <w:r>
@@ -1392,7 +1543,7 @@
         </w:tc>
         <w:tc>
           <w:tcPr>
-            <w:tcW w:type="dxa" w:w="2880"/>
+            <w:tcW w:type="dxa" w:w="3173"/>
           </w:tcPr>
           <w:p>
             <w:r>
@@ -1412,7 +1563,8 @@
       <w:tr>
         <w:tc>
           <w:tcPr>
-            <w:tcW w:type="dxa" w:w="2880"/>
+            <w:tcW w:type="dxa" w:w="3173"/>
+            <w:shd w:val="clear" w:fill="F2F7F7"/>
           </w:tcPr>
           <w:p>
             <w:r>
@@ -1430,7 +1582,8 @@
         </w:tc>
         <w:tc>
           <w:tcPr>
-            <w:tcW w:type="dxa" w:w="2880"/>
+            <w:tcW w:type="dxa" w:w="3173"/>
+            <w:shd w:val="clear" w:fill="F2F7F7"/>
           </w:tcPr>
           <w:p>
             <w:r>
@@ -1448,7 +1601,8 @@
         </w:tc>
         <w:tc>
           <w:tcPr>
-            <w:tcW w:type="dxa" w:w="2880"/>
+            <w:tcW w:type="dxa" w:w="3173"/>
+            <w:shd w:val="clear" w:fill="F2F7F7"/>
           </w:tcPr>
           <w:p>
             <w:r>
@@ -1484,10 +1638,15 @@
     <w:p>
       <w:pPr>
         <w:pStyle w:val="Heading2"/>
+        <w:pageBreakBefore/>
+        <w:spacing w:before="320" w:after="120"/>
       </w:pPr>
       <w:r>
         <w:rPr>
-          <w:color w:val="1F2937"/>
+          <w:rFonts w:ascii="Calibri" w:hAnsi="Calibri"/>
+          <w:b/>
+          <w:color w:val="008490"/>
+          <w:sz w:val="31"/>
         </w:rPr>
         <w:t>5. Reporting (SOW 5.1.5 / 8.1.5 / 15.1.5 / Variation cl 10)</w:t>
       </w:r>
@@ -1500,25 +1659,28 @@
         <w:tblLook w:firstColumn="1" w:firstRow="1" w:lastColumn="0" w:lastRow="0" w:noHBand="0" w:noVBand="1" w:val="04A0"/>
       </w:tblPr>
       <w:tblGrid>
-        <w:gridCol w:w="2880"/>
-        <w:gridCol w:w="2880"/>
-        <w:gridCol w:w="2880"/>
+        <w:gridCol w:w="3173"/>
+        <w:gridCol w:w="3173"/>
+        <w:gridCol w:w="3173"/>
       </w:tblGrid>
       <w:tr>
         <w:tc>
           <w:tcPr>
-            <w:tcW w:type="dxa" w:w="2880"/>
+            <w:tcW w:type="dxa" w:w="3173"/>
+            <w:shd w:val="clear" w:fill="008490"/>
           </w:tcPr>
           <w:p>
             <w:r>
               <w:rPr>
                 <w:b/>
+                <w:color w:val="FFFFFF"/>
                 <w:sz w:val="19"/>
               </w:rPr>
             </w:r>
             <w:r>
               <w:rPr>
                 <w:b/>
+                <w:color w:val="FFFFFF"/>
                 <w:sz w:val="19"/>
               </w:rPr>
               <w:t>Deliverable</w:t>
@@ -1527,18 +1689,21 @@
         </w:tc>
         <w:tc>
           <w:tcPr>
-            <w:tcW w:type="dxa" w:w="2880"/>
+            <w:tcW w:type="dxa" w:w="3173"/>
+            <w:shd w:val="clear" w:fill="008490"/>
           </w:tcPr>
           <w:p>
             <w:r>
               <w:rPr>
                 <w:b/>
+                <w:color w:val="FFFFFF"/>
                 <w:sz w:val="19"/>
               </w:rPr>
             </w:r>
             <w:r>
               <w:rPr>
                 <w:b/>
+                <w:color w:val="FFFFFF"/>
                 <w:sz w:val="19"/>
               </w:rPr>
               <w:t>How to check</w:t>
@@ -1547,18 +1712,21 @@
         </w:tc>
         <w:tc>
           <w:tcPr>
-            <w:tcW w:type="dxa" w:w="2880"/>
+            <w:tcW w:type="dxa" w:w="3173"/>
+            <w:shd w:val="clear" w:fill="008490"/>
           </w:tcPr>
           <w:p>
             <w:r>
               <w:rPr>
                 <w:b/>
+                <w:color w:val="FFFFFF"/>
                 <w:sz w:val="19"/>
               </w:rPr>
             </w:r>
             <w:r>
               <w:rPr>
                 <w:b/>
+                <w:color w:val="FFFFFF"/>
                 <w:sz w:val="19"/>
               </w:rPr>
               <w:t>Re-test result</w:t>
@@ -1569,7 +1737,7 @@
       <w:tr>
         <w:tc>
           <w:tcPr>
-            <w:tcW w:type="dxa" w:w="2880"/>
+            <w:tcW w:type="dxa" w:w="3173"/>
           </w:tcPr>
           <w:p>
             <w:r>
@@ -1587,7 +1755,7 @@
         </w:tc>
         <w:tc>
           <w:tcPr>
-            <w:tcW w:type="dxa" w:w="2880"/>
+            <w:tcW w:type="dxa" w:w="3173"/>
           </w:tcPr>
           <w:p>
             <w:r>
@@ -1605,7 +1773,7 @@
         </w:tc>
         <w:tc>
           <w:tcPr>
-            <w:tcW w:type="dxa" w:w="2880"/>
+            <w:tcW w:type="dxa" w:w="3173"/>
           </w:tcPr>
           <w:p>
             <w:r>
@@ -1625,7 +1793,8 @@
       <w:tr>
         <w:tc>
           <w:tcPr>
-            <w:tcW w:type="dxa" w:w="2880"/>
+            <w:tcW w:type="dxa" w:w="3173"/>
+            <w:shd w:val="clear" w:fill="F2F7F7"/>
           </w:tcPr>
           <w:p>
             <w:r>
@@ -1643,7 +1812,8 @@
         </w:tc>
         <w:tc>
           <w:tcPr>
-            <w:tcW w:type="dxa" w:w="2880"/>
+            <w:tcW w:type="dxa" w:w="3173"/>
+            <w:shd w:val="clear" w:fill="F2F7F7"/>
           </w:tcPr>
           <w:p>
             <w:r>
@@ -1661,7 +1831,8 @@
         </w:tc>
         <w:tc>
           <w:tcPr>
-            <w:tcW w:type="dxa" w:w="2880"/>
+            <w:tcW w:type="dxa" w:w="3173"/>
+            <w:shd w:val="clear" w:fill="F2F7F7"/>
           </w:tcPr>
           <w:p>
             <w:r>
@@ -1681,7 +1852,7 @@
       <w:tr>
         <w:tc>
           <w:tcPr>
-            <w:tcW w:type="dxa" w:w="2880"/>
+            <w:tcW w:type="dxa" w:w="3173"/>
           </w:tcPr>
           <w:p>
             <w:r>
@@ -1699,7 +1870,7 @@
         </w:tc>
         <w:tc>
           <w:tcPr>
-            <w:tcW w:type="dxa" w:w="2880"/>
+            <w:tcW w:type="dxa" w:w="3173"/>
           </w:tcPr>
           <w:p>
             <w:r>
@@ -1717,7 +1888,7 @@
         </w:tc>
         <w:tc>
           <w:tcPr>
-            <w:tcW w:type="dxa" w:w="2880"/>
+            <w:tcW w:type="dxa" w:w="3173"/>
           </w:tcPr>
           <w:p>
             <w:r>
@@ -1737,7 +1908,8 @@
       <w:tr>
         <w:tc>
           <w:tcPr>
-            <w:tcW w:type="dxa" w:w="2880"/>
+            <w:tcW w:type="dxa" w:w="3173"/>
+            <w:shd w:val="clear" w:fill="F2F7F7"/>
           </w:tcPr>
           <w:p>
             <w:r>
@@ -1755,7 +1927,8 @@
         </w:tc>
         <w:tc>
           <w:tcPr>
-            <w:tcW w:type="dxa" w:w="2880"/>
+            <w:tcW w:type="dxa" w:w="3173"/>
+            <w:shd w:val="clear" w:fill="F2F7F7"/>
           </w:tcPr>
           <w:p>
             <w:r>
@@ -1773,7 +1946,8 @@
         </w:tc>
         <w:tc>
           <w:tcPr>
-            <w:tcW w:type="dxa" w:w="2880"/>
+            <w:tcW w:type="dxa" w:w="3173"/>
+            <w:shd w:val="clear" w:fill="F2F7F7"/>
           </w:tcPr>
           <w:p>
             <w:r>
@@ -1795,10 +1969,15 @@
     <w:p>
       <w:pPr>
         <w:pStyle w:val="Heading2"/>
+        <w:pageBreakBefore/>
+        <w:spacing w:before="320" w:after="120"/>
       </w:pPr>
       <w:r>
         <w:rPr>
-          <w:color w:val="1F2937"/>
+          <w:rFonts w:ascii="Calibri" w:hAnsi="Calibri"/>
+          <w:b/>
+          <w:color w:val="008490"/>
+          <w:sz w:val="31"/>
         </w:rPr>
         <w:t>6. Culture rating (Variation cl 9 / SOW 5.1.6)</w:t>
       </w:r>
@@ -1811,25 +1990,28 @@
         <w:tblLook w:firstColumn="1" w:firstRow="1" w:lastColumn="0" w:lastRow="0" w:noHBand="0" w:noVBand="1" w:val="04A0"/>
       </w:tblPr>
       <w:tblGrid>
-        <w:gridCol w:w="2880"/>
-        <w:gridCol w:w="2880"/>
-        <w:gridCol w:w="2880"/>
+        <w:gridCol w:w="3173"/>
+        <w:gridCol w:w="3173"/>
+        <w:gridCol w:w="3173"/>
       </w:tblGrid>
       <w:tr>
         <w:tc>
           <w:tcPr>
-            <w:tcW w:type="dxa" w:w="2880"/>
+            <w:tcW w:type="dxa" w:w="3173"/>
+            <w:shd w:val="clear" w:fill="008490"/>
           </w:tcPr>
           <w:p>
             <w:r>
               <w:rPr>
                 <w:b/>
+                <w:color w:val="FFFFFF"/>
                 <w:sz w:val="19"/>
               </w:rPr>
             </w:r>
             <w:r>
               <w:rPr>
                 <w:b/>
+                <w:color w:val="FFFFFF"/>
                 <w:sz w:val="19"/>
               </w:rPr>
               <w:t>Deliverable</w:t>
@@ -1838,18 +2020,21 @@
         </w:tc>
         <w:tc>
           <w:tcPr>
-            <w:tcW w:type="dxa" w:w="2880"/>
+            <w:tcW w:type="dxa" w:w="3173"/>
+            <w:shd w:val="clear" w:fill="008490"/>
           </w:tcPr>
           <w:p>
             <w:r>
               <w:rPr>
                 <w:b/>
+                <w:color w:val="FFFFFF"/>
                 <w:sz w:val="19"/>
               </w:rPr>
             </w:r>
             <w:r>
               <w:rPr>
                 <w:b/>
+                <w:color w:val="FFFFFF"/>
                 <w:sz w:val="19"/>
               </w:rPr>
               <w:t>How to check</w:t>
@@ -1858,18 +2043,21 @@
         </w:tc>
         <w:tc>
           <w:tcPr>
-            <w:tcW w:type="dxa" w:w="2880"/>
+            <w:tcW w:type="dxa" w:w="3173"/>
+            <w:shd w:val="clear" w:fill="008490"/>
           </w:tcPr>
           <w:p>
             <w:r>
               <w:rPr>
                 <w:b/>
+                <w:color w:val="FFFFFF"/>
                 <w:sz w:val="19"/>
               </w:rPr>
             </w:r>
             <w:r>
               <w:rPr>
                 <w:b/>
+                <w:color w:val="FFFFFF"/>
                 <w:sz w:val="19"/>
               </w:rPr>
               <w:t>Re-test result</w:t>
@@ -1880,7 +2068,7 @@
       <w:tr>
         <w:tc>
           <w:tcPr>
-            <w:tcW w:type="dxa" w:w="2880"/>
+            <w:tcW w:type="dxa" w:w="3173"/>
           </w:tcPr>
           <w:p>
             <w:r>
@@ -1898,7 +2086,7 @@
         </w:tc>
         <w:tc>
           <w:tcPr>
-            <w:tcW w:type="dxa" w:w="2880"/>
+            <w:tcW w:type="dxa" w:w="3173"/>
           </w:tcPr>
           <w:p>
             <w:r>
@@ -1916,7 +2104,7 @@
         </w:tc>
         <w:tc>
           <w:tcPr>
-            <w:tcW w:type="dxa" w:w="2880"/>
+            <w:tcW w:type="dxa" w:w="3173"/>
           </w:tcPr>
           <w:p>
             <w:r>
@@ -1936,7 +2124,8 @@
       <w:tr>
         <w:tc>
           <w:tcPr>
-            <w:tcW w:type="dxa" w:w="2880"/>
+            <w:tcW w:type="dxa" w:w="3173"/>
+            <w:shd w:val="clear" w:fill="F2F7F7"/>
           </w:tcPr>
           <w:p>
             <w:r>
@@ -1954,7 +2143,8 @@
         </w:tc>
         <w:tc>
           <w:tcPr>
-            <w:tcW w:type="dxa" w:w="2880"/>
+            <w:tcW w:type="dxa" w:w="3173"/>
+            <w:shd w:val="clear" w:fill="F2F7F7"/>
           </w:tcPr>
           <w:p>
             <w:r>
@@ -1972,7 +2162,8 @@
         </w:tc>
         <w:tc>
           <w:tcPr>
-            <w:tcW w:type="dxa" w:w="2880"/>
+            <w:tcW w:type="dxa" w:w="3173"/>
+            <w:shd w:val="clear" w:fill="F2F7F7"/>
           </w:tcPr>
           <w:p>
             <w:r>
@@ -1992,7 +2183,7 @@
       <w:tr>
         <w:tc>
           <w:tcPr>
-            <w:tcW w:type="dxa" w:w="2880"/>
+            <w:tcW w:type="dxa" w:w="3173"/>
           </w:tcPr>
           <w:p>
             <w:r>
@@ -2010,7 +2201,7 @@
         </w:tc>
         <w:tc>
           <w:tcPr>
-            <w:tcW w:type="dxa" w:w="2880"/>
+            <w:tcW w:type="dxa" w:w="3173"/>
           </w:tcPr>
           <w:p>
             <w:r>
@@ -2028,7 +2219,7 @@
         </w:tc>
         <w:tc>
           <w:tcPr>
-            <w:tcW w:type="dxa" w:w="2880"/>
+            <w:tcW w:type="dxa" w:w="3173"/>
           </w:tcPr>
           <w:p>
             <w:r>
@@ -2048,7 +2239,8 @@
       <w:tr>
         <w:tc>
           <w:tcPr>
-            <w:tcW w:type="dxa" w:w="2880"/>
+            <w:tcW w:type="dxa" w:w="3173"/>
+            <w:shd w:val="clear" w:fill="F2F7F7"/>
           </w:tcPr>
           <w:p>
             <w:r>
@@ -2066,7 +2258,8 @@
         </w:tc>
         <w:tc>
           <w:tcPr>
-            <w:tcW w:type="dxa" w:w="2880"/>
+            <w:tcW w:type="dxa" w:w="3173"/>
+            <w:shd w:val="clear" w:fill="F2F7F7"/>
           </w:tcPr>
           <w:p>
             <w:r>
@@ -2084,7 +2277,8 @@
         </w:tc>
         <w:tc>
           <w:tcPr>
-            <w:tcW w:type="dxa" w:w="2880"/>
+            <w:tcW w:type="dxa" w:w="3173"/>
+            <w:shd w:val="clear" w:fill="F2F7F7"/>
           </w:tcPr>
           <w:p>
             <w:r>
@@ -2104,7 +2298,7 @@
       <w:tr>
         <w:tc>
           <w:tcPr>
-            <w:tcW w:type="dxa" w:w="2880"/>
+            <w:tcW w:type="dxa" w:w="3173"/>
           </w:tcPr>
           <w:p>
             <w:r>
@@ -2122,7 +2316,7 @@
         </w:tc>
         <w:tc>
           <w:tcPr>
-            <w:tcW w:type="dxa" w:w="2880"/>
+            <w:tcW w:type="dxa" w:w="3173"/>
           </w:tcPr>
           <w:p>
             <w:r>
@@ -2140,7 +2334,7 @@
         </w:tc>
         <w:tc>
           <w:tcPr>
-            <w:tcW w:type="dxa" w:w="2880"/>
+            <w:tcW w:type="dxa" w:w="3173"/>
           </w:tcPr>
           <w:p>
             <w:r>
@@ -2162,10 +2356,15 @@
     <w:p>
       <w:pPr>
         <w:pStyle w:val="Heading2"/>
+        <w:pageBreakBefore/>
+        <w:spacing w:before="320" w:after="120"/>
       </w:pPr>
       <w:r>
         <w:rPr>
-          <w:color w:val="1F2937"/>
+          <w:rFonts w:ascii="Calibri" w:hAnsi="Calibri"/>
+          <w:b/>
+          <w:color w:val="008490"/>
+          <w:sz w:val="31"/>
         </w:rPr>
         <w:t>7. Handover deliverables (SOW 8.B / 8.1.7 / SDA 4.4 / cl 6)</w:t>
       </w:r>
@@ -2178,25 +2377,28 @@
         <w:tblLook w:firstColumn="1" w:firstRow="1" w:lastColumn="0" w:lastRow="0" w:noHBand="0" w:noVBand="1" w:val="04A0"/>
       </w:tblPr>
       <w:tblGrid>
-        <w:gridCol w:w="2880"/>
-        <w:gridCol w:w="2880"/>
-        <w:gridCol w:w="2880"/>
+        <w:gridCol w:w="3173"/>
+        <w:gridCol w:w="3173"/>
+        <w:gridCol w:w="3173"/>
       </w:tblGrid>
       <w:tr>
         <w:tc>
           <w:tcPr>
-            <w:tcW w:type="dxa" w:w="2880"/>
+            <w:tcW w:type="dxa" w:w="3173"/>
+            <w:shd w:val="clear" w:fill="008490"/>
           </w:tcPr>
           <w:p>
             <w:r>
               <w:rPr>
                 <w:b/>
+                <w:color w:val="FFFFFF"/>
                 <w:sz w:val="19"/>
               </w:rPr>
             </w:r>
             <w:r>
               <w:rPr>
                 <w:b/>
+                <w:color w:val="FFFFFF"/>
                 <w:sz w:val="19"/>
               </w:rPr>
               <w:t>Deliverable</w:t>
@@ -2205,18 +2407,21 @@
         </w:tc>
         <w:tc>
           <w:tcPr>
-            <w:tcW w:type="dxa" w:w="2880"/>
+            <w:tcW w:type="dxa" w:w="3173"/>
+            <w:shd w:val="clear" w:fill="008490"/>
           </w:tcPr>
           <w:p>
             <w:r>
               <w:rPr>
                 <w:b/>
+                <w:color w:val="FFFFFF"/>
                 <w:sz w:val="19"/>
               </w:rPr>
             </w:r>
             <w:r>
               <w:rPr>
                 <w:b/>
+                <w:color w:val="FFFFFF"/>
                 <w:sz w:val="19"/>
               </w:rPr>
               <w:t>How to check</w:t>
@@ -2225,18 +2430,21 @@
         </w:tc>
         <w:tc>
           <w:tcPr>
-            <w:tcW w:type="dxa" w:w="2880"/>
+            <w:tcW w:type="dxa" w:w="3173"/>
+            <w:shd w:val="clear" w:fill="008490"/>
           </w:tcPr>
           <w:p>
             <w:r>
               <w:rPr>
                 <w:b/>
+                <w:color w:val="FFFFFF"/>
                 <w:sz w:val="19"/>
               </w:rPr>
             </w:r>
             <w:r>
               <w:rPr>
                 <w:b/>
+                <w:color w:val="FFFFFF"/>
                 <w:sz w:val="19"/>
               </w:rPr>
               <w:t>Re-test result</w:t>
@@ -2247,7 +2455,7 @@
       <w:tr>
         <w:tc>
           <w:tcPr>
-            <w:tcW w:type="dxa" w:w="2880"/>
+            <w:tcW w:type="dxa" w:w="3173"/>
           </w:tcPr>
           <w:p>
             <w:r>
@@ -2265,7 +2473,7 @@
         </w:tc>
         <w:tc>
           <w:tcPr>
-            <w:tcW w:type="dxa" w:w="2880"/>
+            <w:tcW w:type="dxa" w:w="3173"/>
           </w:tcPr>
           <w:p>
             <w:r>
@@ -2283,7 +2491,7 @@
         </w:tc>
         <w:tc>
           <w:tcPr>
-            <w:tcW w:type="dxa" w:w="2880"/>
+            <w:tcW w:type="dxa" w:w="3173"/>
           </w:tcPr>
           <w:p>
             <w:r>
@@ -2303,7 +2511,8 @@
       <w:tr>
         <w:tc>
           <w:tcPr>
-            <w:tcW w:type="dxa" w:w="2880"/>
+            <w:tcW w:type="dxa" w:w="3173"/>
+            <w:shd w:val="clear" w:fill="F2F7F7"/>
           </w:tcPr>
           <w:p>
             <w:r>
@@ -2321,7 +2530,8 @@
         </w:tc>
         <w:tc>
           <w:tcPr>
-            <w:tcW w:type="dxa" w:w="2880"/>
+            <w:tcW w:type="dxa" w:w="3173"/>
+            <w:shd w:val="clear" w:fill="F2F7F7"/>
           </w:tcPr>
           <w:p>
             <w:r>
@@ -2339,7 +2549,8 @@
         </w:tc>
         <w:tc>
           <w:tcPr>
-            <w:tcW w:type="dxa" w:w="2880"/>
+            <w:tcW w:type="dxa" w:w="3173"/>
+            <w:shd w:val="clear" w:fill="F2F7F7"/>
           </w:tcPr>
           <w:p>
             <w:r>
@@ -2359,7 +2570,7 @@
       <w:tr>
         <w:tc>
           <w:tcPr>
-            <w:tcW w:type="dxa" w:w="2880"/>
+            <w:tcW w:type="dxa" w:w="3173"/>
           </w:tcPr>
           <w:p>
             <w:r>
@@ -2377,7 +2588,7 @@
         </w:tc>
         <w:tc>
           <w:tcPr>
-            <w:tcW w:type="dxa" w:w="2880"/>
+            <w:tcW w:type="dxa" w:w="3173"/>
           </w:tcPr>
           <w:p>
             <w:r>
@@ -2395,7 +2606,7 @@
         </w:tc>
         <w:tc>
           <w:tcPr>
-            <w:tcW w:type="dxa" w:w="2880"/>
+            <w:tcW w:type="dxa" w:w="3173"/>
           </w:tcPr>
           <w:p>
             <w:r>
@@ -2415,7 +2626,8 @@
       <w:tr>
         <w:tc>
           <w:tcPr>
-            <w:tcW w:type="dxa" w:w="2880"/>
+            <w:tcW w:type="dxa" w:w="3173"/>
+            <w:shd w:val="clear" w:fill="F2F7F7"/>
           </w:tcPr>
           <w:p>
             <w:r>
@@ -2433,7 +2645,8 @@
         </w:tc>
         <w:tc>
           <w:tcPr>
-            <w:tcW w:type="dxa" w:w="2880"/>
+            <w:tcW w:type="dxa" w:w="3173"/>
+            <w:shd w:val="clear" w:fill="F2F7F7"/>
           </w:tcPr>
           <w:p>
             <w:r>
@@ -2451,7 +2664,8 @@
         </w:tc>
         <w:tc>
           <w:tcPr>
-            <w:tcW w:type="dxa" w:w="2880"/>
+            <w:tcW w:type="dxa" w:w="3173"/>
+            <w:shd w:val="clear" w:fill="F2F7F7"/>
           </w:tcPr>
           <w:p>
             <w:r>
@@ -2471,7 +2685,7 @@
       <w:tr>
         <w:tc>
           <w:tcPr>
-            <w:tcW w:type="dxa" w:w="2880"/>
+            <w:tcW w:type="dxa" w:w="3173"/>
           </w:tcPr>
           <w:p>
             <w:r>
@@ -2489,7 +2703,7 @@
         </w:tc>
         <w:tc>
           <w:tcPr>
-            <w:tcW w:type="dxa" w:w="2880"/>
+            <w:tcW w:type="dxa" w:w="3173"/>
           </w:tcPr>
           <w:p>
             <w:r>
@@ -2507,7 +2721,7 @@
         </w:tc>
         <w:tc>
           <w:tcPr>
-            <w:tcW w:type="dxa" w:w="2880"/>
+            <w:tcW w:type="dxa" w:w="3173"/>
           </w:tcPr>
           <w:p>
             <w:r>
@@ -2535,7 +2749,8 @@
       <w:tr>
         <w:tc>
           <w:tcPr>
-            <w:tcW w:type="dxa" w:w="2880"/>
+            <w:tcW w:type="dxa" w:w="3173"/>
+            <w:shd w:val="clear" w:fill="F2F7F7"/>
           </w:tcPr>
           <w:p>
             <w:r>
@@ -2553,7 +2768,8 @@
         </w:tc>
         <w:tc>
           <w:tcPr>
-            <w:tcW w:type="dxa" w:w="2880"/>
+            <w:tcW w:type="dxa" w:w="3173"/>
+            <w:shd w:val="clear" w:fill="F2F7F7"/>
           </w:tcPr>
           <w:p>
             <w:r>
@@ -2571,7 +2787,8 @@
         </w:tc>
         <w:tc>
           <w:tcPr>
-            <w:tcW w:type="dxa" w:w="2880"/>
+            <w:tcW w:type="dxa" w:w="3173"/>
+            <w:shd w:val="clear" w:fill="F2F7F7"/>
           </w:tcPr>
           <w:p>
             <w:r>
@@ -2591,7 +2808,7 @@
       <w:tr>
         <w:tc>
           <w:tcPr>
-            <w:tcW w:type="dxa" w:w="2880"/>
+            <w:tcW w:type="dxa" w:w="3173"/>
           </w:tcPr>
           <w:p>
             <w:r>
@@ -2609,7 +2826,7 @@
         </w:tc>
         <w:tc>
           <w:tcPr>
-            <w:tcW w:type="dxa" w:w="2880"/>
+            <w:tcW w:type="dxa" w:w="3173"/>
           </w:tcPr>
           <w:p>
             <w:r>
@@ -2627,7 +2844,7 @@
         </w:tc>
         <w:tc>
           <w:tcPr>
-            <w:tcW w:type="dxa" w:w="2880"/>
+            <w:tcW w:type="dxa" w:w="3173"/>
           </w:tcPr>
           <w:p>
             <w:r>
@@ -2649,10 +2866,14 @@
     <w:p>
       <w:pPr>
         <w:pStyle w:val="Heading2"/>
+        <w:spacing w:before="320" w:after="120"/>
       </w:pPr>
       <w:r>
         <w:rPr>
-          <w:color w:val="1F2937"/>
+          <w:rFonts w:ascii="Calibri" w:hAnsi="Calibri"/>
+          <w:b/>
+          <w:color w:val="008490"/>
+          <w:sz w:val="31"/>
         </w:rPr>
         <w:t>Known caveats (three, none blocking acceptance)</w:t>
       </w:r>
@@ -2728,10 +2949,14 @@
     <w:p>
       <w:pPr>
         <w:pStyle w:val="Heading2"/>
+        <w:spacing w:before="320" w:after="120"/>
       </w:pPr>
       <w:r>
         <w:rPr>
-          <w:color w:val="1F2937"/>
+          <w:rFonts w:ascii="Calibri" w:hAnsi="Calibri"/>
+          <w:b/>
+          <w:color w:val="008490"/>
+          <w:sz w:val="31"/>
         </w:rPr>
         <w:t>Test data left in place (all on St4s Test School, the seeded test tenant)</w:t>
       </w:r>
@@ -2784,13 +3009,76 @@
       </w:r>
     </w:p>
     <w:sectPr>
+      <w:footerReference w:type="default" r:id="rId9"/>
       <w:pgSz w:w="12240" w:h="15840"/>
-      <w:pgMar w:top="1440" w:right="1800" w:bottom="1440" w:left="1800" w:header="720" w:footer="720" w:gutter="0"/>
+      <w:pgMar w:top="1247" w:right="1361" w:bottom="1134" w:left="1361" w:header="720" w:footer="720" w:gutter="0"/>
       <w:cols w:space="720"/>
       <w:docGrid w:linePitch="360"/>
     </w:sectPr>
   </w:body>
 </w:document>
+</file>
+
+<file path=word/footer1.xml><?xml version="1.0" encoding="utf-8"?>
+<w:ftr xmlns:m="http://schemas.openxmlformats.org/officeDocument/2006/math" xmlns:mc="http://schemas.openxmlformats.org/markup-compatibility/2006" xmlns:mo="http://schemas.microsoft.com/office/mac/office/2008/main" xmlns:mv="urn:schemas-microsoft-com:mac:vml" xmlns:o="urn:schemas-microsoft-com:office:office" xmlns:r="http://schemas.openxmlformats.org/officeDocument/2006/relationships" xmlns:v="urn:schemas-microsoft-com:vml" xmlns:w10="urn:schemas-microsoft-com:office:word" xmlns:w14="http://schemas.microsoft.com/office/word/2010/wordml" xmlns:w="http://schemas.openxmlformats.org/wordprocessingml/2006/main" xmlns:wne="http://schemas.microsoft.com/office/word/2006/wordml" xmlns:wp14="http://schemas.microsoft.com/office/word/2010/wordprocessingDrawing" xmlns:wp="http://schemas.openxmlformats.org/drawingml/2006/wordprocessingDrawing" xmlns:wpc="http://schemas.microsoft.com/office/word/2010/wordprocessingCanvas" xmlns:wpg="http://schemas.microsoft.com/office/word/2010/wordprocessingGroup" xmlns:wpi="http://schemas.microsoft.com/office/word/2010/wordprocessingInk" xmlns:wps="http://schemas.microsoft.com/office/word/2010/wordprocessingShape" mc:Ignorable="w14 wp14">
+  <w:p>
+    <w:pPr>
+      <w:pStyle w:val="Footer"/>
+      <w:tabs>
+        <w:tab w:pos="9518" w:val="right"/>
+      </w:tabs>
+      <w:pBdr>
+        <w:top w:val="single" w:sz="4" w:space="6" w:color="008490"/>
+      </w:pBdr>
+    </w:pPr>
+    <w:r/>
+    <w:r>
+      <w:rPr>
+        <w:color w:val="6B7280"/>
+        <w:sz w:val="16"/>
+      </w:rPr>
+      <w:t>Intradark Pty Ltd  ·  ABN 38 696 182 457  ·  Commercial in confidence</w:t>
+    </w:r>
+    <w:r>
+      <w:rPr>
+        <w:sz w:val="16"/>
+      </w:rPr>
+      <w:tab/>
+    </w:r>
+    <w:r>
+      <w:rPr>
+        <w:color w:val="6B7280"/>
+        <w:sz w:val="16"/>
+      </w:rPr>
+      <w:t xml:space="preserve">Page </w:t>
+    </w:r>
+    <w:r>
+      <w:rPr>
+        <w:color w:val="6B7280"/>
+        <w:sz w:val="16"/>
+      </w:rPr>
+      <w:fldChar w:fldCharType="begin"/>
+      <w:instrText xml:space="preserve">PAGE</w:instrText>
+      <w:fldChar w:fldCharType="end"/>
+    </w:r>
+    <w:r>
+      <w:rPr>
+        <w:color w:val="6B7280"/>
+        <w:sz w:val="16"/>
+      </w:rPr>
+      <w:t xml:space="preserve"> of </w:t>
+    </w:r>
+    <w:r>
+      <w:rPr>
+        <w:color w:val="6B7280"/>
+        <w:sz w:val="16"/>
+      </w:rPr>
+      <w:fldChar w:fldCharType="begin"/>
+      <w:instrText xml:space="preserve">NUMPAGES</w:instrText>
+      <w:fldChar w:fldCharType="end"/>
+    </w:r>
+  </w:p>
+</w:ftr>
 </file>
 
 <file path=word/numbering.xml><?xml version="1.0" encoding="utf-8"?>
@@ -3156,6 +3444,9 @@
     <w:name w:val="Normal"/>
     <w:qFormat/>
     <w:rsid w:val="00FC693F"/>
+    <w:pPr>
+      <w:spacing w:after="120" w:line="269" w:lineRule="auto"/>
+    </w:pPr>
     <w:rPr>
       <w:rFonts w:ascii="Calibri" w:hAnsi="Calibri"/>
       <w:color w:val="1F2937"/>

--- a/apps/bullyproof/docs/handover/variation-deliverables-verification.docx
+++ b/apps/bullyproof/docs/handover/variation-deliverables-verification.docx
@@ -2,6 +2,45 @@
 <file path=word/document.xml><?xml version="1.0" encoding="utf-8"?>
 <w:document xmlns:wpc="http://schemas.microsoft.com/office/word/2010/wordprocessingCanvas" xmlns:mo="http://schemas.microsoft.com/office/mac/office/2008/main" xmlns:mc="http://schemas.openxmlformats.org/markup-compatibility/2006" xmlns:mv="urn:schemas-microsoft-com:mac:vml" xmlns:o="urn:schemas-microsoft-com:office:office" xmlns:r="http://schemas.openxmlformats.org/officeDocument/2006/relationships" xmlns:m="http://schemas.openxmlformats.org/officeDocument/2006/math" xmlns:v="urn:schemas-microsoft-com:vml" xmlns:wp14="http://schemas.microsoft.com/office/word/2010/wordprocessingDrawing" xmlns:wp="http://schemas.openxmlformats.org/drawingml/2006/wordprocessingDrawing" xmlns:w10="urn:schemas-microsoft-com:office:word" xmlns:w="http://schemas.openxmlformats.org/wordprocessingml/2006/main" xmlns:w14="http://schemas.microsoft.com/office/word/2010/wordml" xmlns:wpg="http://schemas.microsoft.com/office/word/2010/wordprocessingGroup" xmlns:wpi="http://schemas.microsoft.com/office/word/2010/wordprocessingInk" xmlns:wne="http://schemas.microsoft.com/office/word/2006/wordml" xmlns:wps="http://schemas.microsoft.com/office/word/2010/wordprocessingShape" mc:Ignorable="w14 wp14">
   <w:body>
+    <w:p>
+      <w:pPr>
+        <w:spacing w:after="360"/>
+      </w:pPr>
+      <w:r>
+        <w:drawing>
+          <wp:inline xmlns:a="http://schemas.openxmlformats.org/drawingml/2006/main" xmlns:pic="http://schemas.openxmlformats.org/drawingml/2006/picture">
+            <wp:extent cx="1952625" cy="267666"/>
+            <wp:docPr id="1" name="Picture 1"/>
+            <wp:cNvGraphicFramePr>
+              <a:graphicFrameLocks noChangeAspect="1"/>
+            </wp:cNvGraphicFramePr>
+            <a:graphic>
+              <a:graphicData uri="http://schemas.openxmlformats.org/drawingml/2006/picture">
+                <pic:pic>
+                  <pic:nvPicPr>
+                    <pic:cNvPr id="0" name="intradark-wordmark.png"/>
+                    <pic:cNvPicPr/>
+                  </pic:nvPicPr>
+                  <pic:blipFill>
+                    <a:blip r:embed="rId12"/>
+                    <a:stretch>
+                      <a:fillRect/>
+                    </a:stretch>
+                  </pic:blipFill>
+                  <pic:spPr>
+                    <a:xfrm>
+                      <a:off x="0" y="0"/>
+                      <a:ext cx="1952625" cy="267666"/>
+                    </a:xfrm>
+                    <a:prstGeom prst="rect"/>
+                  </pic:spPr>
+                </pic:pic>
+              </a:graphicData>
+            </a:graphic>
+          </wp:inline>
+        </w:drawing>
+      </w:r>
+    </w:p>
     <w:p>
       <w:pPr>
         <w:pStyle w:val="Heading1"/>
@@ -3010,9 +3049,12 @@
     </w:p>
     <w:sectPr>
       <w:footerReference w:type="default" r:id="rId9"/>
+      <w:footerReference w:type="first" r:id="rId10"/>
+      <w:headerReference w:type="default" r:id="rId11"/>
       <w:pgSz w:w="12240" w:h="15840"/>
       <w:pgMar w:top="1247" w:right="1361" w:bottom="1134" w:left="1361" w:header="720" w:footer="720" w:gutter="0"/>
       <w:cols w:space="720"/>
+      <w:titlePg/>
       <w:docGrid w:linePitch="360"/>
     </w:sectPr>
   </w:body>
@@ -3079,6 +3121,114 @@
     </w:r>
   </w:p>
 </w:ftr>
+</file>
+
+<file path=word/footer2.xml><?xml version="1.0" encoding="utf-8"?>
+<w:ftr xmlns:m="http://schemas.openxmlformats.org/officeDocument/2006/math" xmlns:mc="http://schemas.openxmlformats.org/markup-compatibility/2006" xmlns:mo="http://schemas.microsoft.com/office/mac/office/2008/main" xmlns:mv="urn:schemas-microsoft-com:mac:vml" xmlns:o="urn:schemas-microsoft-com:office:office" xmlns:r="http://schemas.openxmlformats.org/officeDocument/2006/relationships" xmlns:v="urn:schemas-microsoft-com:vml" xmlns:w10="urn:schemas-microsoft-com:office:word" xmlns:w14="http://schemas.microsoft.com/office/word/2010/wordml" xmlns:w="http://schemas.openxmlformats.org/wordprocessingml/2006/main" xmlns:wne="http://schemas.microsoft.com/office/word/2006/wordml" xmlns:wp14="http://schemas.microsoft.com/office/word/2010/wordprocessingDrawing" xmlns:wp="http://schemas.openxmlformats.org/drawingml/2006/wordprocessingDrawing" xmlns:wpc="http://schemas.microsoft.com/office/word/2010/wordprocessingCanvas" xmlns:wpg="http://schemas.microsoft.com/office/word/2010/wordprocessingGroup" xmlns:wpi="http://schemas.microsoft.com/office/word/2010/wordprocessingInk" xmlns:wps="http://schemas.microsoft.com/office/word/2010/wordprocessingShape" mc:Ignorable="w14 wp14">
+  <w:p>
+    <w:pPr>
+      <w:pStyle w:val="Footer"/>
+      <w:tabs>
+        <w:tab w:pos="9518" w:val="right"/>
+      </w:tabs>
+      <w:pBdr>
+        <w:top w:val="single" w:sz="4" w:space="6" w:color="008490"/>
+      </w:pBdr>
+    </w:pPr>
+    <w:r/>
+    <w:r>
+      <w:rPr>
+        <w:color w:val="6B7280"/>
+        <w:sz w:val="16"/>
+      </w:rPr>
+      <w:t>Intradark Pty Ltd  ·  ABN 38 696 182 457  ·  Commercial in confidence</w:t>
+    </w:r>
+    <w:r>
+      <w:rPr>
+        <w:sz w:val="16"/>
+      </w:rPr>
+      <w:tab/>
+    </w:r>
+    <w:r>
+      <w:rPr>
+        <w:color w:val="6B7280"/>
+        <w:sz w:val="16"/>
+      </w:rPr>
+      <w:t xml:space="preserve">Page </w:t>
+    </w:r>
+    <w:r>
+      <w:rPr>
+        <w:color w:val="6B7280"/>
+        <w:sz w:val="16"/>
+      </w:rPr>
+      <w:fldChar w:fldCharType="begin"/>
+      <w:instrText xml:space="preserve">PAGE</w:instrText>
+      <w:fldChar w:fldCharType="end"/>
+    </w:r>
+    <w:r>
+      <w:rPr>
+        <w:color w:val="6B7280"/>
+        <w:sz w:val="16"/>
+      </w:rPr>
+      <w:t xml:space="preserve"> of </w:t>
+    </w:r>
+    <w:r>
+      <w:rPr>
+        <w:color w:val="6B7280"/>
+        <w:sz w:val="16"/>
+      </w:rPr>
+      <w:fldChar w:fldCharType="begin"/>
+      <w:instrText xml:space="preserve">NUMPAGES</w:instrText>
+      <w:fldChar w:fldCharType="end"/>
+    </w:r>
+  </w:p>
+</w:ftr>
+</file>
+
+<file path=word/header1.xml><?xml version="1.0" encoding="utf-8"?>
+<w:hdr xmlns:m="http://schemas.openxmlformats.org/officeDocument/2006/math" xmlns:mc="http://schemas.openxmlformats.org/markup-compatibility/2006" xmlns:mo="http://schemas.microsoft.com/office/mac/office/2008/main" xmlns:mv="urn:schemas-microsoft-com:mac:vml" xmlns:o="urn:schemas-microsoft-com:office:office" xmlns:r="http://schemas.openxmlformats.org/officeDocument/2006/relationships" xmlns:v="urn:schemas-microsoft-com:vml" xmlns:w10="urn:schemas-microsoft-com:office:word" xmlns:w14="http://schemas.microsoft.com/office/word/2010/wordml" xmlns:w="http://schemas.openxmlformats.org/wordprocessingml/2006/main" xmlns:wne="http://schemas.microsoft.com/office/word/2006/wordml" xmlns:wp14="http://schemas.microsoft.com/office/word/2010/wordprocessingDrawing" xmlns:wp="http://schemas.openxmlformats.org/drawingml/2006/wordprocessingDrawing" xmlns:wpc="http://schemas.microsoft.com/office/word/2010/wordprocessingCanvas" xmlns:wpg="http://schemas.microsoft.com/office/word/2010/wordprocessingGroup" xmlns:wpi="http://schemas.microsoft.com/office/word/2010/wordprocessingInk" xmlns:wps="http://schemas.microsoft.com/office/word/2010/wordprocessingShape" mc:Ignorable="w14 wp14">
+  <w:p>
+    <w:pPr>
+      <w:pStyle w:val="Header"/>
+      <w:jc w:val="right"/>
+    </w:pPr>
+    <w:r/>
+    <w:r>
+      <w:drawing>
+        <wp:inline xmlns:a="http://schemas.openxmlformats.org/drawingml/2006/main" xmlns:pic="http://schemas.openxmlformats.org/drawingml/2006/picture">
+          <wp:extent cx="904875" cy="124040"/>
+          <wp:docPr id="1" name="Picture 1"/>
+          <wp:cNvGraphicFramePr>
+            <a:graphicFrameLocks noChangeAspect="1"/>
+          </wp:cNvGraphicFramePr>
+          <a:graphic>
+            <a:graphicData uri="http://schemas.openxmlformats.org/drawingml/2006/picture">
+              <pic:pic>
+                <pic:nvPicPr>
+                  <pic:cNvPr id="0" name="intradark-wordmark.png"/>
+                  <pic:cNvPicPr/>
+                </pic:nvPicPr>
+                <pic:blipFill>
+                  <a:blip r:embed="rId1"/>
+                  <a:stretch>
+                    <a:fillRect/>
+                  </a:stretch>
+                </pic:blipFill>
+                <pic:spPr>
+                  <a:xfrm>
+                    <a:off x="0" y="0"/>
+                    <a:ext cx="904875" cy="124040"/>
+                  </a:xfrm>
+                  <a:prstGeom prst="rect"/>
+                </pic:spPr>
+              </pic:pic>
+            </a:graphicData>
+          </a:graphic>
+        </wp:inline>
+      </w:drawing>
+    </w:r>
+  </w:p>
+</w:hdr>
 </file>
 
 <file path=word/numbering.xml><?xml version="1.0" encoding="utf-8"?>

--- a/apps/bullyproof/docs/handover/variation-deliverables-verification.docx
+++ b/apps/bullyproof/docs/handover/variation-deliverables-verification.docx
@@ -3,26 +3,32 @@
 <w:document xmlns:wpc="http://schemas.microsoft.com/office/word/2010/wordprocessingCanvas" xmlns:mo="http://schemas.microsoft.com/office/mac/office/2008/main" xmlns:mc="http://schemas.openxmlformats.org/markup-compatibility/2006" xmlns:mv="urn:schemas-microsoft-com:mac:vml" xmlns:o="urn:schemas-microsoft-com:office:office" xmlns:r="http://schemas.openxmlformats.org/officeDocument/2006/relationships" xmlns:m="http://schemas.openxmlformats.org/officeDocument/2006/math" xmlns:v="urn:schemas-microsoft-com:vml" xmlns:wp14="http://schemas.microsoft.com/office/word/2010/wordprocessingDrawing" xmlns:wp="http://schemas.openxmlformats.org/drawingml/2006/wordprocessingDrawing" xmlns:w10="urn:schemas-microsoft-com:office:word" xmlns:w="http://schemas.openxmlformats.org/wordprocessingml/2006/main" xmlns:w14="http://schemas.microsoft.com/office/word/2010/wordml" xmlns:wpg="http://schemas.microsoft.com/office/word/2010/wordprocessingGroup" xmlns:wpi="http://schemas.microsoft.com/office/word/2010/wordprocessingInk" xmlns:wne="http://schemas.microsoft.com/office/word/2006/wordml" xmlns:wps="http://schemas.microsoft.com/office/word/2010/wordprocessingShape" mc:Ignorable="w14 wp14">
   <w:body>
     <w:p>
-      <w:pPr>
-        <w:spacing w:after="360"/>
-      </w:pPr>
       <w:r>
         <w:drawing>
-          <wp:inline xmlns:a="http://schemas.openxmlformats.org/drawingml/2006/main" xmlns:pic="http://schemas.openxmlformats.org/drawingml/2006/picture">
-            <wp:extent cx="1952625" cy="267666"/>
+          <wp:anchor distT="0" distB="0" distL="0" distR="0" simplePos="0" relativeHeight="1" behindDoc="1" locked="0" layoutInCell="1" allowOverlap="1">
+            <wp:simplePos x="0" y="0"/>
+            <wp:positionH relativeFrom="page">
+              <wp:posOffset>0</wp:posOffset>
+            </wp:positionH>
+            <wp:positionV relativeFrom="page">
+              <wp:posOffset>0</wp:posOffset>
+            </wp:positionV>
+            <wp:extent cx="7560310" cy="10692130"/>
+            <wp:effectExtent l="0" t="0" r="0" b="0"/>
+            <wp:wrapNone/>
             <wp:docPr id="1" name="Picture 1"/>
-            <wp:cNvGraphicFramePr>
+            <wp:cNvGraphicFramePr xmlns:a="http://schemas.openxmlformats.org/drawingml/2006/main">
               <a:graphicFrameLocks noChangeAspect="1"/>
             </wp:cNvGraphicFramePr>
-            <a:graphic>
+            <a:graphic xmlns:a="http://schemas.openxmlformats.org/drawingml/2006/main" xmlns:pic="http://schemas.openxmlformats.org/drawingml/2006/picture">
               <a:graphicData uri="http://schemas.openxmlformats.org/drawingml/2006/picture">
                 <pic:pic>
                   <pic:nvPicPr>
-                    <pic:cNvPr id="0" name="intradark-wordmark.png"/>
+                    <pic:cNvPr id="0" name="variation-deliverables-verification.png"/>
                     <pic:cNvPicPr/>
                   </pic:nvPicPr>
                   <pic:blipFill>
-                    <a:blip r:embed="rId12"/>
+                    <a:blip r:embed="rId11"/>
                     <a:stretch>
                       <a:fillRect/>
                     </a:stretch>
@@ -30,24 +36,25 @@
                   <pic:spPr>
                     <a:xfrm>
                       <a:off x="0" y="0"/>
-                      <a:ext cx="1952625" cy="267666"/>
+                      <a:ext cx="7560310" cy="10692130"/>
                     </a:xfrm>
                     <a:prstGeom prst="rect"/>
                   </pic:spPr>
                 </pic:pic>
               </a:graphicData>
             </a:graphic>
-          </wp:inline>
+          </wp:anchor>
         </w:drawing>
+        <w:br w:type="page"/>
       </w:r>
     </w:p>
     <w:p>
       <w:pPr>
         <w:pStyle w:val="Heading1"/>
-        <w:spacing w:after="80"/>
         <w:pBdr>
           <w:bottom w:val="single" w:sz="10" w:space="8" w:color="008490"/>
         </w:pBdr>
+        <w:spacing w:after="80"/>
       </w:pPr>
       <w:r>
         <w:rPr>
@@ -61,11 +68,11 @@
     </w:p>
     <w:p>
       <w:pPr>
-        <w:spacing w:before="80" w:after="200"/>
-        <w:ind w:left="280"/>
         <w:pBdr>
           <w:left w:val="single" w:sz="12" w:space="8" w:color="008490"/>
         </w:pBdr>
+        <w:spacing w:before="80" w:after="200"/>
+        <w:ind w:left="280"/>
       </w:pPr>
       <w:r>
         <w:rPr>
@@ -78,11 +85,11 @@
     </w:p>
     <w:p>
       <w:pPr>
-        <w:spacing w:before="80" w:after="200"/>
-        <w:ind w:left="280"/>
         <w:pBdr>
           <w:left w:val="single" w:sz="12" w:space="8" w:color="008490"/>
         </w:pBdr>
+        <w:spacing w:before="80" w:after="200"/>
+        <w:ind w:left="280"/>
       </w:pPr>
       <w:r>
         <w:rPr>
@@ -95,11 +102,11 @@
     </w:p>
     <w:p>
       <w:pPr>
-        <w:spacing w:before="80" w:after="200"/>
-        <w:ind w:left="280"/>
         <w:pBdr>
           <w:left w:val="single" w:sz="12" w:space="8" w:color="008490"/>
         </w:pBdr>
+        <w:spacing w:before="80" w:after="200"/>
+        <w:ind w:left="280"/>
       </w:pPr>
       <w:r>
         <w:rPr>
@@ -112,11 +119,11 @@
     </w:p>
     <w:p>
       <w:pPr>
-        <w:spacing w:before="80" w:after="200"/>
-        <w:ind w:left="280"/>
         <w:pBdr>
           <w:left w:val="single" w:sz="12" w:space="8" w:color="008490"/>
         </w:pBdr>
+        <w:spacing w:before="80" w:after="200"/>
+        <w:ind w:left="280"/>
       </w:pPr>
       <w:r>
         <w:rPr>
@@ -155,11 +162,11 @@
     </w:p>
     <w:p>
       <w:pPr>
-        <w:spacing w:before="80" w:after="200"/>
-        <w:ind w:left="280"/>
         <w:pBdr>
           <w:left w:val="single" w:sz="12" w:space="8" w:color="008490"/>
         </w:pBdr>
+        <w:spacing w:before="80" w:after="200"/>
+        <w:ind w:left="280"/>
       </w:pPr>
       <w:r>
         <w:rPr>
@@ -181,11 +188,11 @@
     </w:p>
     <w:p>
       <w:pPr>
-        <w:spacing w:before="80" w:after="200"/>
-        <w:ind w:left="280"/>
         <w:pBdr>
           <w:left w:val="single" w:sz="12" w:space="8" w:color="008490"/>
         </w:pBdr>
+        <w:spacing w:before="80" w:after="200"/>
+        <w:ind w:left="280"/>
       </w:pPr>
       <w:r>
         <w:rPr>
@@ -290,14 +297,14 @@
         <w:tblLook w:firstColumn="1" w:firstRow="1" w:lastColumn="0" w:lastRow="0" w:noHBand="0" w:noVBand="1" w:val="04A0"/>
       </w:tblPr>
       <w:tblGrid>
-        <w:gridCol w:w="3173"/>
-        <w:gridCol w:w="3173"/>
-        <w:gridCol w:w="3173"/>
+        <w:gridCol w:w="3061"/>
+        <w:gridCol w:w="3061"/>
+        <w:gridCol w:w="3061"/>
       </w:tblGrid>
       <w:tr>
         <w:tc>
           <w:tcPr>
-            <w:tcW w:type="dxa" w:w="3173"/>
+            <w:tcW w:type="dxa" w:w="3061"/>
             <w:shd w:val="clear" w:fill="008490"/>
           </w:tcPr>
           <w:p>
@@ -320,7 +327,7 @@
         </w:tc>
         <w:tc>
           <w:tcPr>
-            <w:tcW w:type="dxa" w:w="3173"/>
+            <w:tcW w:type="dxa" w:w="3061"/>
             <w:shd w:val="clear" w:fill="008490"/>
           </w:tcPr>
           <w:p>
@@ -343,7 +350,7 @@
         </w:tc>
         <w:tc>
           <w:tcPr>
-            <w:tcW w:type="dxa" w:w="3173"/>
+            <w:tcW w:type="dxa" w:w="3061"/>
             <w:shd w:val="clear" w:fill="008490"/>
           </w:tcPr>
           <w:p>
@@ -368,7 +375,7 @@
       <w:tr>
         <w:tc>
           <w:tcPr>
-            <w:tcW w:type="dxa" w:w="3173"/>
+            <w:tcW w:type="dxa" w:w="3061"/>
           </w:tcPr>
           <w:p>
             <w:r>
@@ -386,7 +393,7 @@
         </w:tc>
         <w:tc>
           <w:tcPr>
-            <w:tcW w:type="dxa" w:w="3173"/>
+            <w:tcW w:type="dxa" w:w="3061"/>
           </w:tcPr>
           <w:p>
             <w:r>
@@ -404,7 +411,7 @@
         </w:tc>
         <w:tc>
           <w:tcPr>
-            <w:tcW w:type="dxa" w:w="3173"/>
+            <w:tcW w:type="dxa" w:w="3061"/>
           </w:tcPr>
           <w:p>
             <w:r>
@@ -424,7 +431,7 @@
       <w:tr>
         <w:tc>
           <w:tcPr>
-            <w:tcW w:type="dxa" w:w="3173"/>
+            <w:tcW w:type="dxa" w:w="3061"/>
             <w:shd w:val="clear" w:fill="F2F7F7"/>
           </w:tcPr>
           <w:p>
@@ -443,7 +450,7 @@
         </w:tc>
         <w:tc>
           <w:tcPr>
-            <w:tcW w:type="dxa" w:w="3173"/>
+            <w:tcW w:type="dxa" w:w="3061"/>
             <w:shd w:val="clear" w:fill="F2F7F7"/>
           </w:tcPr>
           <w:p>
@@ -462,7 +469,7 @@
         </w:tc>
         <w:tc>
           <w:tcPr>
-            <w:tcW w:type="dxa" w:w="3173"/>
+            <w:tcW w:type="dxa" w:w="3061"/>
             <w:shd w:val="clear" w:fill="F2F7F7"/>
           </w:tcPr>
           <w:p>
@@ -497,7 +504,7 @@
       <w:tr>
         <w:tc>
           <w:tcPr>
-            <w:tcW w:type="dxa" w:w="3173"/>
+            <w:tcW w:type="dxa" w:w="3061"/>
           </w:tcPr>
           <w:p>
             <w:r>
@@ -515,7 +522,7 @@
         </w:tc>
         <w:tc>
           <w:tcPr>
-            <w:tcW w:type="dxa" w:w="3173"/>
+            <w:tcW w:type="dxa" w:w="3061"/>
           </w:tcPr>
           <w:p>
             <w:r>
@@ -533,7 +540,7 @@
         </w:tc>
         <w:tc>
           <w:tcPr>
-            <w:tcW w:type="dxa" w:w="3173"/>
+            <w:tcW w:type="dxa" w:w="3061"/>
           </w:tcPr>
           <w:p>
             <w:r>
@@ -553,7 +560,7 @@
       <w:tr>
         <w:tc>
           <w:tcPr>
-            <w:tcW w:type="dxa" w:w="3173"/>
+            <w:tcW w:type="dxa" w:w="3061"/>
             <w:shd w:val="clear" w:fill="F2F7F7"/>
           </w:tcPr>
           <w:p>
@@ -572,7 +579,7 @@
         </w:tc>
         <w:tc>
           <w:tcPr>
-            <w:tcW w:type="dxa" w:w="3173"/>
+            <w:tcW w:type="dxa" w:w="3061"/>
             <w:shd w:val="clear" w:fill="F2F7F7"/>
           </w:tcPr>
           <w:p>
@@ -591,7 +598,7 @@
         </w:tc>
         <w:tc>
           <w:tcPr>
-            <w:tcW w:type="dxa" w:w="3173"/>
+            <w:tcW w:type="dxa" w:w="3061"/>
             <w:shd w:val="clear" w:fill="F2F7F7"/>
           </w:tcPr>
           <w:p>
@@ -635,14 +642,14 @@
         <w:tblLook w:firstColumn="1" w:firstRow="1" w:lastColumn="0" w:lastRow="0" w:noHBand="0" w:noVBand="1" w:val="04A0"/>
       </w:tblPr>
       <w:tblGrid>
-        <w:gridCol w:w="3173"/>
-        <w:gridCol w:w="3173"/>
-        <w:gridCol w:w="3173"/>
+        <w:gridCol w:w="3061"/>
+        <w:gridCol w:w="3061"/>
+        <w:gridCol w:w="3061"/>
       </w:tblGrid>
       <w:tr>
         <w:tc>
           <w:tcPr>
-            <w:tcW w:type="dxa" w:w="3173"/>
+            <w:tcW w:type="dxa" w:w="3061"/>
             <w:shd w:val="clear" w:fill="008490"/>
           </w:tcPr>
           <w:p>
@@ -665,7 +672,7 @@
         </w:tc>
         <w:tc>
           <w:tcPr>
-            <w:tcW w:type="dxa" w:w="3173"/>
+            <w:tcW w:type="dxa" w:w="3061"/>
             <w:shd w:val="clear" w:fill="008490"/>
           </w:tcPr>
           <w:p>
@@ -688,7 +695,7 @@
         </w:tc>
         <w:tc>
           <w:tcPr>
-            <w:tcW w:type="dxa" w:w="3173"/>
+            <w:tcW w:type="dxa" w:w="3061"/>
             <w:shd w:val="clear" w:fill="008490"/>
           </w:tcPr>
           <w:p>
@@ -713,7 +720,7 @@
       <w:tr>
         <w:tc>
           <w:tcPr>
-            <w:tcW w:type="dxa" w:w="3173"/>
+            <w:tcW w:type="dxa" w:w="3061"/>
           </w:tcPr>
           <w:p>
             <w:r>
@@ -731,7 +738,7 @@
         </w:tc>
         <w:tc>
           <w:tcPr>
-            <w:tcW w:type="dxa" w:w="3173"/>
+            <w:tcW w:type="dxa" w:w="3061"/>
           </w:tcPr>
           <w:p>
             <w:r>
@@ -749,7 +756,7 @@
         </w:tc>
         <w:tc>
           <w:tcPr>
-            <w:tcW w:type="dxa" w:w="3173"/>
+            <w:tcW w:type="dxa" w:w="3061"/>
           </w:tcPr>
           <w:p>
             <w:r>
@@ -769,7 +776,7 @@
       <w:tr>
         <w:tc>
           <w:tcPr>
-            <w:tcW w:type="dxa" w:w="3173"/>
+            <w:tcW w:type="dxa" w:w="3061"/>
             <w:shd w:val="clear" w:fill="F2F7F7"/>
           </w:tcPr>
           <w:p>
@@ -788,7 +795,7 @@
         </w:tc>
         <w:tc>
           <w:tcPr>
-            <w:tcW w:type="dxa" w:w="3173"/>
+            <w:tcW w:type="dxa" w:w="3061"/>
             <w:shd w:val="clear" w:fill="F2F7F7"/>
           </w:tcPr>
           <w:p>
@@ -807,7 +814,7 @@
         </w:tc>
         <w:tc>
           <w:tcPr>
-            <w:tcW w:type="dxa" w:w="3173"/>
+            <w:tcW w:type="dxa" w:w="3061"/>
             <w:shd w:val="clear" w:fill="F2F7F7"/>
           </w:tcPr>
           <w:p>
@@ -828,7 +835,7 @@
       <w:tr>
         <w:tc>
           <w:tcPr>
-            <w:tcW w:type="dxa" w:w="3173"/>
+            <w:tcW w:type="dxa" w:w="3061"/>
           </w:tcPr>
           <w:p>
             <w:r>
@@ -846,7 +853,7 @@
         </w:tc>
         <w:tc>
           <w:tcPr>
-            <w:tcW w:type="dxa" w:w="3173"/>
+            <w:tcW w:type="dxa" w:w="3061"/>
           </w:tcPr>
           <w:p>
             <w:r>
@@ -864,7 +871,7 @@
         </w:tc>
         <w:tc>
           <w:tcPr>
-            <w:tcW w:type="dxa" w:w="3173"/>
+            <w:tcW w:type="dxa" w:w="3061"/>
           </w:tcPr>
           <w:p>
             <w:r>
@@ -884,7 +891,7 @@
       <w:tr>
         <w:tc>
           <w:tcPr>
-            <w:tcW w:type="dxa" w:w="3173"/>
+            <w:tcW w:type="dxa" w:w="3061"/>
             <w:shd w:val="clear" w:fill="F2F7F7"/>
           </w:tcPr>
           <w:p>
@@ -903,7 +910,7 @@
         </w:tc>
         <w:tc>
           <w:tcPr>
-            <w:tcW w:type="dxa" w:w="3173"/>
+            <w:tcW w:type="dxa" w:w="3061"/>
             <w:shd w:val="clear" w:fill="F2F7F7"/>
           </w:tcPr>
           <w:p>
@@ -922,7 +929,7 @@
         </w:tc>
         <w:tc>
           <w:tcPr>
-            <w:tcW w:type="dxa" w:w="3173"/>
+            <w:tcW w:type="dxa" w:w="3061"/>
             <w:shd w:val="clear" w:fill="F2F7F7"/>
           </w:tcPr>
           <w:p>
@@ -966,14 +973,14 @@
         <w:tblLook w:firstColumn="1" w:firstRow="1" w:lastColumn="0" w:lastRow="0" w:noHBand="0" w:noVBand="1" w:val="04A0"/>
       </w:tblPr>
       <w:tblGrid>
-        <w:gridCol w:w="3173"/>
-        <w:gridCol w:w="3173"/>
-        <w:gridCol w:w="3173"/>
+        <w:gridCol w:w="3061"/>
+        <w:gridCol w:w="3061"/>
+        <w:gridCol w:w="3061"/>
       </w:tblGrid>
       <w:tr>
         <w:tc>
           <w:tcPr>
-            <w:tcW w:type="dxa" w:w="3173"/>
+            <w:tcW w:type="dxa" w:w="3061"/>
             <w:shd w:val="clear" w:fill="008490"/>
           </w:tcPr>
           <w:p>
@@ -996,7 +1003,7 @@
         </w:tc>
         <w:tc>
           <w:tcPr>
-            <w:tcW w:type="dxa" w:w="3173"/>
+            <w:tcW w:type="dxa" w:w="3061"/>
             <w:shd w:val="clear" w:fill="008490"/>
           </w:tcPr>
           <w:p>
@@ -1019,7 +1026,7 @@
         </w:tc>
         <w:tc>
           <w:tcPr>
-            <w:tcW w:type="dxa" w:w="3173"/>
+            <w:tcW w:type="dxa" w:w="3061"/>
             <w:shd w:val="clear" w:fill="008490"/>
           </w:tcPr>
           <w:p>
@@ -1044,7 +1051,7 @@
       <w:tr>
         <w:tc>
           <w:tcPr>
-            <w:tcW w:type="dxa" w:w="3173"/>
+            <w:tcW w:type="dxa" w:w="3061"/>
           </w:tcPr>
           <w:p>
             <w:r>
@@ -1062,7 +1069,7 @@
         </w:tc>
         <w:tc>
           <w:tcPr>
-            <w:tcW w:type="dxa" w:w="3173"/>
+            <w:tcW w:type="dxa" w:w="3061"/>
           </w:tcPr>
           <w:p>
             <w:r>
@@ -1080,7 +1087,7 @@
         </w:tc>
         <w:tc>
           <w:tcPr>
-            <w:tcW w:type="dxa" w:w="3173"/>
+            <w:tcW w:type="dxa" w:w="3061"/>
           </w:tcPr>
           <w:p>
             <w:r>
@@ -1100,7 +1107,7 @@
       <w:tr>
         <w:tc>
           <w:tcPr>
-            <w:tcW w:type="dxa" w:w="3173"/>
+            <w:tcW w:type="dxa" w:w="3061"/>
             <w:shd w:val="clear" w:fill="F2F7F7"/>
           </w:tcPr>
           <w:p>
@@ -1119,7 +1126,7 @@
         </w:tc>
         <w:tc>
           <w:tcPr>
-            <w:tcW w:type="dxa" w:w="3173"/>
+            <w:tcW w:type="dxa" w:w="3061"/>
             <w:shd w:val="clear" w:fill="F2F7F7"/>
           </w:tcPr>
           <w:p>
@@ -1138,7 +1145,7 @@
         </w:tc>
         <w:tc>
           <w:tcPr>
-            <w:tcW w:type="dxa" w:w="3173"/>
+            <w:tcW w:type="dxa" w:w="3061"/>
             <w:shd w:val="clear" w:fill="F2F7F7"/>
           </w:tcPr>
           <w:p>
@@ -1159,7 +1166,7 @@
       <w:tr>
         <w:tc>
           <w:tcPr>
-            <w:tcW w:type="dxa" w:w="3173"/>
+            <w:tcW w:type="dxa" w:w="3061"/>
           </w:tcPr>
           <w:p>
             <w:r>
@@ -1177,7 +1184,7 @@
         </w:tc>
         <w:tc>
           <w:tcPr>
-            <w:tcW w:type="dxa" w:w="3173"/>
+            <w:tcW w:type="dxa" w:w="3061"/>
           </w:tcPr>
           <w:p>
             <w:r>
@@ -1195,7 +1202,7 @@
         </w:tc>
         <w:tc>
           <w:tcPr>
-            <w:tcW w:type="dxa" w:w="3173"/>
+            <w:tcW w:type="dxa" w:w="3061"/>
           </w:tcPr>
           <w:p>
             <w:r>
@@ -1215,7 +1222,7 @@
       <w:tr>
         <w:tc>
           <w:tcPr>
-            <w:tcW w:type="dxa" w:w="3173"/>
+            <w:tcW w:type="dxa" w:w="3061"/>
             <w:shd w:val="clear" w:fill="F2F7F7"/>
           </w:tcPr>
           <w:p>
@@ -1234,7 +1241,7 @@
         </w:tc>
         <w:tc>
           <w:tcPr>
-            <w:tcW w:type="dxa" w:w="3173"/>
+            <w:tcW w:type="dxa" w:w="3061"/>
             <w:shd w:val="clear" w:fill="F2F7F7"/>
           </w:tcPr>
           <w:p>
@@ -1253,7 +1260,7 @@
         </w:tc>
         <w:tc>
           <w:tcPr>
-            <w:tcW w:type="dxa" w:w="3173"/>
+            <w:tcW w:type="dxa" w:w="3061"/>
             <w:shd w:val="clear" w:fill="F2F7F7"/>
           </w:tcPr>
           <w:p>
@@ -1274,7 +1281,7 @@
       <w:tr>
         <w:tc>
           <w:tcPr>
-            <w:tcW w:type="dxa" w:w="3173"/>
+            <w:tcW w:type="dxa" w:w="3061"/>
           </w:tcPr>
           <w:p>
             <w:r>
@@ -1292,7 +1299,7 @@
         </w:tc>
         <w:tc>
           <w:tcPr>
-            <w:tcW w:type="dxa" w:w="3173"/>
+            <w:tcW w:type="dxa" w:w="3061"/>
           </w:tcPr>
           <w:p>
             <w:r>
@@ -1310,7 +1317,7 @@
         </w:tc>
         <w:tc>
           <w:tcPr>
-            <w:tcW w:type="dxa" w:w="3173"/>
+            <w:tcW w:type="dxa" w:w="3061"/>
           </w:tcPr>
           <w:p>
             <w:r>
@@ -1353,14 +1360,14 @@
         <w:tblLook w:firstColumn="1" w:firstRow="1" w:lastColumn="0" w:lastRow="0" w:noHBand="0" w:noVBand="1" w:val="04A0"/>
       </w:tblPr>
       <w:tblGrid>
-        <w:gridCol w:w="3173"/>
-        <w:gridCol w:w="3173"/>
-        <w:gridCol w:w="3173"/>
+        <w:gridCol w:w="3061"/>
+        <w:gridCol w:w="3061"/>
+        <w:gridCol w:w="3061"/>
       </w:tblGrid>
       <w:tr>
         <w:tc>
           <w:tcPr>
-            <w:tcW w:type="dxa" w:w="3173"/>
+            <w:tcW w:type="dxa" w:w="3061"/>
             <w:shd w:val="clear" w:fill="008490"/>
           </w:tcPr>
           <w:p>
@@ -1383,7 +1390,7 @@
         </w:tc>
         <w:tc>
           <w:tcPr>
-            <w:tcW w:type="dxa" w:w="3173"/>
+            <w:tcW w:type="dxa" w:w="3061"/>
             <w:shd w:val="clear" w:fill="008490"/>
           </w:tcPr>
           <w:p>
@@ -1406,7 +1413,7 @@
         </w:tc>
         <w:tc>
           <w:tcPr>
-            <w:tcW w:type="dxa" w:w="3173"/>
+            <w:tcW w:type="dxa" w:w="3061"/>
             <w:shd w:val="clear" w:fill="008490"/>
           </w:tcPr>
           <w:p>
@@ -1431,7 +1438,7 @@
       <w:tr>
         <w:tc>
           <w:tcPr>
-            <w:tcW w:type="dxa" w:w="3173"/>
+            <w:tcW w:type="dxa" w:w="3061"/>
           </w:tcPr>
           <w:p>
             <w:r>
@@ -1449,7 +1456,7 @@
         </w:tc>
         <w:tc>
           <w:tcPr>
-            <w:tcW w:type="dxa" w:w="3173"/>
+            <w:tcW w:type="dxa" w:w="3061"/>
           </w:tcPr>
           <w:p>
             <w:r>
@@ -1467,7 +1474,7 @@
         </w:tc>
         <w:tc>
           <w:tcPr>
-            <w:tcW w:type="dxa" w:w="3173"/>
+            <w:tcW w:type="dxa" w:w="3061"/>
           </w:tcPr>
           <w:p>
             <w:r>
@@ -1487,7 +1494,7 @@
       <w:tr>
         <w:tc>
           <w:tcPr>
-            <w:tcW w:type="dxa" w:w="3173"/>
+            <w:tcW w:type="dxa" w:w="3061"/>
             <w:shd w:val="clear" w:fill="F2F7F7"/>
           </w:tcPr>
           <w:p>
@@ -1506,7 +1513,7 @@
         </w:tc>
         <w:tc>
           <w:tcPr>
-            <w:tcW w:type="dxa" w:w="3173"/>
+            <w:tcW w:type="dxa" w:w="3061"/>
             <w:shd w:val="clear" w:fill="F2F7F7"/>
           </w:tcPr>
           <w:p>
@@ -1525,7 +1532,7 @@
         </w:tc>
         <w:tc>
           <w:tcPr>
-            <w:tcW w:type="dxa" w:w="3173"/>
+            <w:tcW w:type="dxa" w:w="3061"/>
             <w:shd w:val="clear" w:fill="F2F7F7"/>
           </w:tcPr>
           <w:p>
@@ -1546,7 +1553,7 @@
       <w:tr>
         <w:tc>
           <w:tcPr>
-            <w:tcW w:type="dxa" w:w="3173"/>
+            <w:tcW w:type="dxa" w:w="3061"/>
           </w:tcPr>
           <w:p>
             <w:r>
@@ -1564,7 +1571,7 @@
         </w:tc>
         <w:tc>
           <w:tcPr>
-            <w:tcW w:type="dxa" w:w="3173"/>
+            <w:tcW w:type="dxa" w:w="3061"/>
           </w:tcPr>
           <w:p>
             <w:r>
@@ -1582,7 +1589,7 @@
         </w:tc>
         <w:tc>
           <w:tcPr>
-            <w:tcW w:type="dxa" w:w="3173"/>
+            <w:tcW w:type="dxa" w:w="3061"/>
           </w:tcPr>
           <w:p>
             <w:r>
@@ -1602,7 +1609,7 @@
       <w:tr>
         <w:tc>
           <w:tcPr>
-            <w:tcW w:type="dxa" w:w="3173"/>
+            <w:tcW w:type="dxa" w:w="3061"/>
             <w:shd w:val="clear" w:fill="F2F7F7"/>
           </w:tcPr>
           <w:p>
@@ -1621,7 +1628,7 @@
         </w:tc>
         <w:tc>
           <w:tcPr>
-            <w:tcW w:type="dxa" w:w="3173"/>
+            <w:tcW w:type="dxa" w:w="3061"/>
             <w:shd w:val="clear" w:fill="F2F7F7"/>
           </w:tcPr>
           <w:p>
@@ -1640,7 +1647,7 @@
         </w:tc>
         <w:tc>
           <w:tcPr>
-            <w:tcW w:type="dxa" w:w="3173"/>
+            <w:tcW w:type="dxa" w:w="3061"/>
             <w:shd w:val="clear" w:fill="F2F7F7"/>
           </w:tcPr>
           <w:p>
@@ -1698,14 +1705,14 @@
         <w:tblLook w:firstColumn="1" w:firstRow="1" w:lastColumn="0" w:lastRow="0" w:noHBand="0" w:noVBand="1" w:val="04A0"/>
       </w:tblPr>
       <w:tblGrid>
-        <w:gridCol w:w="3173"/>
-        <w:gridCol w:w="3173"/>
-        <w:gridCol w:w="3173"/>
+        <w:gridCol w:w="3061"/>
+        <w:gridCol w:w="3061"/>
+        <w:gridCol w:w="3061"/>
       </w:tblGrid>
       <w:tr>
         <w:tc>
           <w:tcPr>
-            <w:tcW w:type="dxa" w:w="3173"/>
+            <w:tcW w:type="dxa" w:w="3061"/>
             <w:shd w:val="clear" w:fill="008490"/>
           </w:tcPr>
           <w:p>
@@ -1728,7 +1735,7 @@
         </w:tc>
         <w:tc>
           <w:tcPr>
-            <w:tcW w:type="dxa" w:w="3173"/>
+            <w:tcW w:type="dxa" w:w="3061"/>
             <w:shd w:val="clear" w:fill="008490"/>
           </w:tcPr>
           <w:p>
@@ -1751,7 +1758,7 @@
         </w:tc>
         <w:tc>
           <w:tcPr>
-            <w:tcW w:type="dxa" w:w="3173"/>
+            <w:tcW w:type="dxa" w:w="3061"/>
             <w:shd w:val="clear" w:fill="008490"/>
           </w:tcPr>
           <w:p>
@@ -1776,7 +1783,7 @@
       <w:tr>
         <w:tc>
           <w:tcPr>
-            <w:tcW w:type="dxa" w:w="3173"/>
+            <w:tcW w:type="dxa" w:w="3061"/>
           </w:tcPr>
           <w:p>
             <w:r>
@@ -1794,7 +1801,7 @@
         </w:tc>
         <w:tc>
           <w:tcPr>
-            <w:tcW w:type="dxa" w:w="3173"/>
+            <w:tcW w:type="dxa" w:w="3061"/>
           </w:tcPr>
           <w:p>
             <w:r>
@@ -1812,7 +1819,7 @@
         </w:tc>
         <w:tc>
           <w:tcPr>
-            <w:tcW w:type="dxa" w:w="3173"/>
+            <w:tcW w:type="dxa" w:w="3061"/>
           </w:tcPr>
           <w:p>
             <w:r>
@@ -1832,7 +1839,7 @@
       <w:tr>
         <w:tc>
           <w:tcPr>
-            <w:tcW w:type="dxa" w:w="3173"/>
+            <w:tcW w:type="dxa" w:w="3061"/>
             <w:shd w:val="clear" w:fill="F2F7F7"/>
           </w:tcPr>
           <w:p>
@@ -1851,7 +1858,7 @@
         </w:tc>
         <w:tc>
           <w:tcPr>
-            <w:tcW w:type="dxa" w:w="3173"/>
+            <w:tcW w:type="dxa" w:w="3061"/>
             <w:shd w:val="clear" w:fill="F2F7F7"/>
           </w:tcPr>
           <w:p>
@@ -1870,7 +1877,7 @@
         </w:tc>
         <w:tc>
           <w:tcPr>
-            <w:tcW w:type="dxa" w:w="3173"/>
+            <w:tcW w:type="dxa" w:w="3061"/>
             <w:shd w:val="clear" w:fill="F2F7F7"/>
           </w:tcPr>
           <w:p>
@@ -1891,7 +1898,7 @@
       <w:tr>
         <w:tc>
           <w:tcPr>
-            <w:tcW w:type="dxa" w:w="3173"/>
+            <w:tcW w:type="dxa" w:w="3061"/>
           </w:tcPr>
           <w:p>
             <w:r>
@@ -1909,7 +1916,7 @@
         </w:tc>
         <w:tc>
           <w:tcPr>
-            <w:tcW w:type="dxa" w:w="3173"/>
+            <w:tcW w:type="dxa" w:w="3061"/>
           </w:tcPr>
           <w:p>
             <w:r>
@@ -1927,7 +1934,7 @@
         </w:tc>
         <w:tc>
           <w:tcPr>
-            <w:tcW w:type="dxa" w:w="3173"/>
+            <w:tcW w:type="dxa" w:w="3061"/>
           </w:tcPr>
           <w:p>
             <w:r>
@@ -1947,7 +1954,7 @@
       <w:tr>
         <w:tc>
           <w:tcPr>
-            <w:tcW w:type="dxa" w:w="3173"/>
+            <w:tcW w:type="dxa" w:w="3061"/>
             <w:shd w:val="clear" w:fill="F2F7F7"/>
           </w:tcPr>
           <w:p>
@@ -1966,7 +1973,7 @@
         </w:tc>
         <w:tc>
           <w:tcPr>
-            <w:tcW w:type="dxa" w:w="3173"/>
+            <w:tcW w:type="dxa" w:w="3061"/>
             <w:shd w:val="clear" w:fill="F2F7F7"/>
           </w:tcPr>
           <w:p>
@@ -1985,7 +1992,7 @@
         </w:tc>
         <w:tc>
           <w:tcPr>
-            <w:tcW w:type="dxa" w:w="3173"/>
+            <w:tcW w:type="dxa" w:w="3061"/>
             <w:shd w:val="clear" w:fill="F2F7F7"/>
           </w:tcPr>
           <w:p>
@@ -2029,14 +2036,14 @@
         <w:tblLook w:firstColumn="1" w:firstRow="1" w:lastColumn="0" w:lastRow="0" w:noHBand="0" w:noVBand="1" w:val="04A0"/>
       </w:tblPr>
       <w:tblGrid>
-        <w:gridCol w:w="3173"/>
-        <w:gridCol w:w="3173"/>
-        <w:gridCol w:w="3173"/>
+        <w:gridCol w:w="3061"/>
+        <w:gridCol w:w="3061"/>
+        <w:gridCol w:w="3061"/>
       </w:tblGrid>
       <w:tr>
         <w:tc>
           <w:tcPr>
-            <w:tcW w:type="dxa" w:w="3173"/>
+            <w:tcW w:type="dxa" w:w="3061"/>
             <w:shd w:val="clear" w:fill="008490"/>
           </w:tcPr>
           <w:p>
@@ -2059,7 +2066,7 @@
         </w:tc>
         <w:tc>
           <w:tcPr>
-            <w:tcW w:type="dxa" w:w="3173"/>
+            <w:tcW w:type="dxa" w:w="3061"/>
             <w:shd w:val="clear" w:fill="008490"/>
           </w:tcPr>
           <w:p>
@@ -2082,7 +2089,7 @@
         </w:tc>
         <w:tc>
           <w:tcPr>
-            <w:tcW w:type="dxa" w:w="3173"/>
+            <w:tcW w:type="dxa" w:w="3061"/>
             <w:shd w:val="clear" w:fill="008490"/>
           </w:tcPr>
           <w:p>
@@ -2107,7 +2114,7 @@
       <w:tr>
         <w:tc>
           <w:tcPr>
-            <w:tcW w:type="dxa" w:w="3173"/>
+            <w:tcW w:type="dxa" w:w="3061"/>
           </w:tcPr>
           <w:p>
             <w:r>
@@ -2125,7 +2132,7 @@
         </w:tc>
         <w:tc>
           <w:tcPr>
-            <w:tcW w:type="dxa" w:w="3173"/>
+            <w:tcW w:type="dxa" w:w="3061"/>
           </w:tcPr>
           <w:p>
             <w:r>
@@ -2143,7 +2150,7 @@
         </w:tc>
         <w:tc>
           <w:tcPr>
-            <w:tcW w:type="dxa" w:w="3173"/>
+            <w:tcW w:type="dxa" w:w="3061"/>
           </w:tcPr>
           <w:p>
             <w:r>
@@ -2163,7 +2170,7 @@
       <w:tr>
         <w:tc>
           <w:tcPr>
-            <w:tcW w:type="dxa" w:w="3173"/>
+            <w:tcW w:type="dxa" w:w="3061"/>
             <w:shd w:val="clear" w:fill="F2F7F7"/>
           </w:tcPr>
           <w:p>
@@ -2182,7 +2189,7 @@
         </w:tc>
         <w:tc>
           <w:tcPr>
-            <w:tcW w:type="dxa" w:w="3173"/>
+            <w:tcW w:type="dxa" w:w="3061"/>
             <w:shd w:val="clear" w:fill="F2F7F7"/>
           </w:tcPr>
           <w:p>
@@ -2201,7 +2208,7 @@
         </w:tc>
         <w:tc>
           <w:tcPr>
-            <w:tcW w:type="dxa" w:w="3173"/>
+            <w:tcW w:type="dxa" w:w="3061"/>
             <w:shd w:val="clear" w:fill="F2F7F7"/>
           </w:tcPr>
           <w:p>
@@ -2222,7 +2229,7 @@
       <w:tr>
         <w:tc>
           <w:tcPr>
-            <w:tcW w:type="dxa" w:w="3173"/>
+            <w:tcW w:type="dxa" w:w="3061"/>
           </w:tcPr>
           <w:p>
             <w:r>
@@ -2240,7 +2247,7 @@
         </w:tc>
         <w:tc>
           <w:tcPr>
-            <w:tcW w:type="dxa" w:w="3173"/>
+            <w:tcW w:type="dxa" w:w="3061"/>
           </w:tcPr>
           <w:p>
             <w:r>
@@ -2258,7 +2265,7 @@
         </w:tc>
         <w:tc>
           <w:tcPr>
-            <w:tcW w:type="dxa" w:w="3173"/>
+            <w:tcW w:type="dxa" w:w="3061"/>
           </w:tcPr>
           <w:p>
             <w:r>
@@ -2278,7 +2285,7 @@
       <w:tr>
         <w:tc>
           <w:tcPr>
-            <w:tcW w:type="dxa" w:w="3173"/>
+            <w:tcW w:type="dxa" w:w="3061"/>
             <w:shd w:val="clear" w:fill="F2F7F7"/>
           </w:tcPr>
           <w:p>
@@ -2297,7 +2304,7 @@
         </w:tc>
         <w:tc>
           <w:tcPr>
-            <w:tcW w:type="dxa" w:w="3173"/>
+            <w:tcW w:type="dxa" w:w="3061"/>
             <w:shd w:val="clear" w:fill="F2F7F7"/>
           </w:tcPr>
           <w:p>
@@ -2316,7 +2323,7 @@
         </w:tc>
         <w:tc>
           <w:tcPr>
-            <w:tcW w:type="dxa" w:w="3173"/>
+            <w:tcW w:type="dxa" w:w="3061"/>
             <w:shd w:val="clear" w:fill="F2F7F7"/>
           </w:tcPr>
           <w:p>
@@ -2337,7 +2344,7 @@
       <w:tr>
         <w:tc>
           <w:tcPr>
-            <w:tcW w:type="dxa" w:w="3173"/>
+            <w:tcW w:type="dxa" w:w="3061"/>
           </w:tcPr>
           <w:p>
             <w:r>
@@ -2355,7 +2362,7 @@
         </w:tc>
         <w:tc>
           <w:tcPr>
-            <w:tcW w:type="dxa" w:w="3173"/>
+            <w:tcW w:type="dxa" w:w="3061"/>
           </w:tcPr>
           <w:p>
             <w:r>
@@ -2373,7 +2380,7 @@
         </w:tc>
         <w:tc>
           <w:tcPr>
-            <w:tcW w:type="dxa" w:w="3173"/>
+            <w:tcW w:type="dxa" w:w="3061"/>
           </w:tcPr>
           <w:p>
             <w:r>
@@ -2416,14 +2423,14 @@
         <w:tblLook w:firstColumn="1" w:firstRow="1" w:lastColumn="0" w:lastRow="0" w:noHBand="0" w:noVBand="1" w:val="04A0"/>
       </w:tblPr>
       <w:tblGrid>
-        <w:gridCol w:w="3173"/>
-        <w:gridCol w:w="3173"/>
-        <w:gridCol w:w="3173"/>
+        <w:gridCol w:w="3061"/>
+        <w:gridCol w:w="3061"/>
+        <w:gridCol w:w="3061"/>
       </w:tblGrid>
       <w:tr>
         <w:tc>
           <w:tcPr>
-            <w:tcW w:type="dxa" w:w="3173"/>
+            <w:tcW w:type="dxa" w:w="3061"/>
             <w:shd w:val="clear" w:fill="008490"/>
           </w:tcPr>
           <w:p>
@@ -2446,7 +2453,7 @@
         </w:tc>
         <w:tc>
           <w:tcPr>
-            <w:tcW w:type="dxa" w:w="3173"/>
+            <w:tcW w:type="dxa" w:w="3061"/>
             <w:shd w:val="clear" w:fill="008490"/>
           </w:tcPr>
           <w:p>
@@ -2469,7 +2476,7 @@
         </w:tc>
         <w:tc>
           <w:tcPr>
-            <w:tcW w:type="dxa" w:w="3173"/>
+            <w:tcW w:type="dxa" w:w="3061"/>
             <w:shd w:val="clear" w:fill="008490"/>
           </w:tcPr>
           <w:p>
@@ -2494,7 +2501,7 @@
       <w:tr>
         <w:tc>
           <w:tcPr>
-            <w:tcW w:type="dxa" w:w="3173"/>
+            <w:tcW w:type="dxa" w:w="3061"/>
           </w:tcPr>
           <w:p>
             <w:r>
@@ -2512,7 +2519,7 @@
         </w:tc>
         <w:tc>
           <w:tcPr>
-            <w:tcW w:type="dxa" w:w="3173"/>
+            <w:tcW w:type="dxa" w:w="3061"/>
           </w:tcPr>
           <w:p>
             <w:r>
@@ -2530,7 +2537,7 @@
         </w:tc>
         <w:tc>
           <w:tcPr>
-            <w:tcW w:type="dxa" w:w="3173"/>
+            <w:tcW w:type="dxa" w:w="3061"/>
           </w:tcPr>
           <w:p>
             <w:r>
@@ -2550,7 +2557,7 @@
       <w:tr>
         <w:tc>
           <w:tcPr>
-            <w:tcW w:type="dxa" w:w="3173"/>
+            <w:tcW w:type="dxa" w:w="3061"/>
             <w:shd w:val="clear" w:fill="F2F7F7"/>
           </w:tcPr>
           <w:p>
@@ -2569,7 +2576,7 @@
         </w:tc>
         <w:tc>
           <w:tcPr>
-            <w:tcW w:type="dxa" w:w="3173"/>
+            <w:tcW w:type="dxa" w:w="3061"/>
             <w:shd w:val="clear" w:fill="F2F7F7"/>
           </w:tcPr>
           <w:p>
@@ -2588,7 +2595,7 @@
         </w:tc>
         <w:tc>
           <w:tcPr>
-            <w:tcW w:type="dxa" w:w="3173"/>
+            <w:tcW w:type="dxa" w:w="3061"/>
             <w:shd w:val="clear" w:fill="F2F7F7"/>
           </w:tcPr>
           <w:p>
@@ -2609,7 +2616,7 @@
       <w:tr>
         <w:tc>
           <w:tcPr>
-            <w:tcW w:type="dxa" w:w="3173"/>
+            <w:tcW w:type="dxa" w:w="3061"/>
           </w:tcPr>
           <w:p>
             <w:r>
@@ -2627,7 +2634,7 @@
         </w:tc>
         <w:tc>
           <w:tcPr>
-            <w:tcW w:type="dxa" w:w="3173"/>
+            <w:tcW w:type="dxa" w:w="3061"/>
           </w:tcPr>
           <w:p>
             <w:r>
@@ -2645,7 +2652,7 @@
         </w:tc>
         <w:tc>
           <w:tcPr>
-            <w:tcW w:type="dxa" w:w="3173"/>
+            <w:tcW w:type="dxa" w:w="3061"/>
           </w:tcPr>
           <w:p>
             <w:r>
@@ -2665,7 +2672,7 @@
       <w:tr>
         <w:tc>
           <w:tcPr>
-            <w:tcW w:type="dxa" w:w="3173"/>
+            <w:tcW w:type="dxa" w:w="3061"/>
             <w:shd w:val="clear" w:fill="F2F7F7"/>
           </w:tcPr>
           <w:p>
@@ -2684,7 +2691,7 @@
         </w:tc>
         <w:tc>
           <w:tcPr>
-            <w:tcW w:type="dxa" w:w="3173"/>
+            <w:tcW w:type="dxa" w:w="3061"/>
             <w:shd w:val="clear" w:fill="F2F7F7"/>
           </w:tcPr>
           <w:p>
@@ -2703,7 +2710,7 @@
         </w:tc>
         <w:tc>
           <w:tcPr>
-            <w:tcW w:type="dxa" w:w="3173"/>
+            <w:tcW w:type="dxa" w:w="3061"/>
             <w:shd w:val="clear" w:fill="F2F7F7"/>
           </w:tcPr>
           <w:p>
@@ -2724,7 +2731,7 @@
       <w:tr>
         <w:tc>
           <w:tcPr>
-            <w:tcW w:type="dxa" w:w="3173"/>
+            <w:tcW w:type="dxa" w:w="3061"/>
           </w:tcPr>
           <w:p>
             <w:r>
@@ -2742,7 +2749,7 @@
         </w:tc>
         <w:tc>
           <w:tcPr>
-            <w:tcW w:type="dxa" w:w="3173"/>
+            <w:tcW w:type="dxa" w:w="3061"/>
           </w:tcPr>
           <w:p>
             <w:r>
@@ -2760,7 +2767,7 @@
         </w:tc>
         <w:tc>
           <w:tcPr>
-            <w:tcW w:type="dxa" w:w="3173"/>
+            <w:tcW w:type="dxa" w:w="3061"/>
           </w:tcPr>
           <w:p>
             <w:r>
@@ -2788,7 +2795,7 @@
       <w:tr>
         <w:tc>
           <w:tcPr>
-            <w:tcW w:type="dxa" w:w="3173"/>
+            <w:tcW w:type="dxa" w:w="3061"/>
             <w:shd w:val="clear" w:fill="F2F7F7"/>
           </w:tcPr>
           <w:p>
@@ -2807,7 +2814,7 @@
         </w:tc>
         <w:tc>
           <w:tcPr>
-            <w:tcW w:type="dxa" w:w="3173"/>
+            <w:tcW w:type="dxa" w:w="3061"/>
             <w:shd w:val="clear" w:fill="F2F7F7"/>
           </w:tcPr>
           <w:p>
@@ -2826,7 +2833,7 @@
         </w:tc>
         <w:tc>
           <w:tcPr>
-            <w:tcW w:type="dxa" w:w="3173"/>
+            <w:tcW w:type="dxa" w:w="3061"/>
             <w:shd w:val="clear" w:fill="F2F7F7"/>
           </w:tcPr>
           <w:p>
@@ -2847,7 +2854,7 @@
       <w:tr>
         <w:tc>
           <w:tcPr>
-            <w:tcW w:type="dxa" w:w="3173"/>
+            <w:tcW w:type="dxa" w:w="3061"/>
           </w:tcPr>
           <w:p>
             <w:r>
@@ -2865,7 +2872,7 @@
         </w:tc>
         <w:tc>
           <w:tcPr>
-            <w:tcW w:type="dxa" w:w="3173"/>
+            <w:tcW w:type="dxa" w:w="3061"/>
           </w:tcPr>
           <w:p>
             <w:r>
@@ -2883,7 +2890,7 @@
         </w:tc>
         <w:tc>
           <w:tcPr>
-            <w:tcW w:type="dxa" w:w="3173"/>
+            <w:tcW w:type="dxa" w:w="3061"/>
           </w:tcPr>
           <w:p>
             <w:r>
@@ -3049,9 +3056,8 @@
     </w:p>
     <w:sectPr>
       <w:footerReference w:type="default" r:id="rId9"/>
-      <w:footerReference w:type="first" r:id="rId10"/>
-      <w:headerReference w:type="default" r:id="rId11"/>
-      <w:pgSz w:w="12240" w:h="15840"/>
+      <w:headerReference w:type="default" r:id="rId10"/>
+      <w:pgSz w:w="11906" w:h="16838"/>
       <w:pgMar w:top="1247" w:right="1361" w:bottom="1134" w:left="1361" w:header="720" w:footer="720" w:gutter="0"/>
       <w:cols w:space="720"/>
       <w:titlePg/>
@@ -3066,74 +3072,14 @@
   <w:p>
     <w:pPr>
       <w:pStyle w:val="Footer"/>
-      <w:tabs>
-        <w:tab w:pos="9518" w:val="right"/>
-      </w:tabs>
       <w:pBdr>
         <w:top w:val="single" w:sz="4" w:space="6" w:color="008490"/>
       </w:pBdr>
-    </w:pPr>
-    <w:r/>
-    <w:r>
-      <w:rPr>
-        <w:color w:val="6B7280"/>
-        <w:sz w:val="16"/>
-      </w:rPr>
-      <w:t>Intradark Pty Ltd  ·  ABN 38 696 182 457  ·  Commercial in confidence</w:t>
-    </w:r>
-    <w:r>
-      <w:rPr>
-        <w:sz w:val="16"/>
-      </w:rPr>
-      <w:tab/>
-    </w:r>
-    <w:r>
-      <w:rPr>
-        <w:color w:val="6B7280"/>
-        <w:sz w:val="16"/>
-      </w:rPr>
-      <w:t xml:space="preserve">Page </w:t>
-    </w:r>
-    <w:r>
-      <w:rPr>
-        <w:color w:val="6B7280"/>
-        <w:sz w:val="16"/>
-      </w:rPr>
-      <w:fldChar w:fldCharType="begin"/>
-      <w:instrText xml:space="preserve">PAGE</w:instrText>
-      <w:fldChar w:fldCharType="end"/>
-    </w:r>
-    <w:r>
-      <w:rPr>
-        <w:color w:val="6B7280"/>
-        <w:sz w:val="16"/>
-      </w:rPr>
-      <w:t xml:space="preserve"> of </w:t>
-    </w:r>
-    <w:r>
-      <w:rPr>
-        <w:color w:val="6B7280"/>
-        <w:sz w:val="16"/>
-      </w:rPr>
-      <w:fldChar w:fldCharType="begin"/>
-      <w:instrText xml:space="preserve">NUMPAGES</w:instrText>
-      <w:fldChar w:fldCharType="end"/>
-    </w:r>
-  </w:p>
-</w:ftr>
-</file>
-
-<file path=word/footer2.xml><?xml version="1.0" encoding="utf-8"?>
-<w:ftr xmlns:m="http://schemas.openxmlformats.org/officeDocument/2006/math" xmlns:mc="http://schemas.openxmlformats.org/markup-compatibility/2006" xmlns:mo="http://schemas.microsoft.com/office/mac/office/2008/main" xmlns:mv="urn:schemas-microsoft-com:mac:vml" xmlns:o="urn:schemas-microsoft-com:office:office" xmlns:r="http://schemas.openxmlformats.org/officeDocument/2006/relationships" xmlns:v="urn:schemas-microsoft-com:vml" xmlns:w10="urn:schemas-microsoft-com:office:word" xmlns:w14="http://schemas.microsoft.com/office/word/2010/wordml" xmlns:w="http://schemas.openxmlformats.org/wordprocessingml/2006/main" xmlns:wne="http://schemas.microsoft.com/office/word/2006/wordml" xmlns:wp14="http://schemas.microsoft.com/office/word/2010/wordprocessingDrawing" xmlns:wp="http://schemas.openxmlformats.org/drawingml/2006/wordprocessingDrawing" xmlns:wpc="http://schemas.microsoft.com/office/word/2010/wordprocessingCanvas" xmlns:wpg="http://schemas.microsoft.com/office/word/2010/wordprocessingGroup" xmlns:wpi="http://schemas.microsoft.com/office/word/2010/wordprocessingInk" xmlns:wps="http://schemas.microsoft.com/office/word/2010/wordprocessingShape" mc:Ignorable="w14 wp14">
-  <w:p>
-    <w:pPr>
-      <w:pStyle w:val="Footer"/>
       <w:tabs>
-        <w:tab w:pos="9518" w:val="right"/>
+        <w:tab w:val="clear" w:pos="4680"/>
+        <w:tab w:pos="9184" w:val="right"/>
+        <w:tab w:val="clear" w:pos="9360"/>
       </w:tabs>
-      <w:pBdr>
-        <w:top w:val="single" w:sz="4" w:space="6" w:color="008490"/>
-      </w:pBdr>
     </w:pPr>
     <w:r/>
     <w:r>

--- a/apps/bullyproof/docs/handover/variation-deliverables-verification.docx
+++ b/apps/bullyproof/docs/handover/variation-deliverables-verification.docx
@@ -63,7 +63,7 @@
           <w:color w:val="1F2937"/>
           <w:sz w:val="50"/>
         </w:rPr>
-        <w:t>Variation Agreement deliverables: verification register</w:t>
+        <w:t>Deliverables Verification Register</w:t>
       </w:r>
     </w:p>
     <w:p>
